--- a/index.docx
+++ b/index.docx
@@ -39,7 +39,7 @@
         <w:pStyle w:val="Date"/>
       </w:pPr>
       <w:r>
-        <w:t xml:space="preserve">2026-06-02</w:t>
+        <w:t xml:space="preserve">2026-06-08</w:t>
       </w:r>
     </w:p>
     <w:p>
@@ -55,16 +55,7 @@
         <w:pStyle w:val="Abstract"/>
       </w:pPr>
       <w:r>
-        <w:t xml:space="preserve">A central question in the intersection between sports economics and sports analytics is how to quantify the effects of what happens on the court or field on a team’s revenue. In general, the literature expects that stronger teams will see higher live game attendance, but previous research has not found a statistically significant relationship between winning percentage and attendance in the WNBA</w:t>
-      </w:r>
-      <w:r>
-        <w:t xml:space="preserve"> </w:t>
-      </w:r>
-      <w:r>
-        <w:t xml:space="preserve">(Agha and Berri 2023)</w:t>
-      </w:r>
-      <w:r>
-        <w:t xml:space="preserve">. Our study improves upon theirs by using a rolling win count from the past 44 games played rather than a seasonal winning-percentage to predict per game attendance. This avoids look-ahead bias, as fans cannot be expected to know a team’s future performance when deciding to attend a game. Using game-level data for all WNBA regular-season games from 2018–2024, we estimated an ordinary least squares model of per-game attendance with team and season fixed effects and a dummy variable for whether Caitlin Clark played. We then translated player win shares into expected attendance impacts by mapping individual contributions to team wins onto the estimated attendance–winning relationship. We chose to focus on attendance as a proxy for revenue following the research framework from Scully (1974), due to concerns about revenue data availability. We used attendance data from the “Across the Timeline: WNBA League Attendance Dashboard”, which records game-level attendance data for all WNBA games. We find a significant relationship between rolling win count and game attendance, with game attendance expected to increase by 112 people for each additional win in the 44 game window. This means that a player like Allisha Gray, for example, who we estimate contributed 10 wins to the Atlanta Dream in 2024, boosted attendance by approximately 1,100 attendees per game. These results highlight the importance of short-run performance in shaping fan demand and provide a framework for linking individual player performance to team-level revenue outcomes in women’s professional sports.</w:t>
+        <w:t xml:space="preserve">This paper examines how the relationship between team quality, game quality, and attendance has changed over the history of the WNBA. In general, the literature expects that stronger teams will see higher live game attendance in professional sports. However, previous research and analyst commentary has cast doubt on the strength of the relationship between team strength and game attendance in the WNBA. Our study improves upon previous research by studying attendance in the broader context of the league’s growth during 1997-2025, finding that the factors that drive fan demand have evolved as the league has matured. We test whether three leading theories of fan behavior- quality of play, loss aversion, and outcome uncertainty- have become more important drivers of attendance as the league has grown. We use game-level attendance data reported directly by the WNBA from the “Across the Timeline: WNBA League Attendance Dashboard” as well as team ELO ratings and game-by-game home win probabilities and find that in recent years fans are increasingly likely to attend games in response to these factors. ELO ratings and win probabilities offer a significant advantage to other measures of team strength or outcome likelihood because they are dynamic and incorporate information available up to the date of each game. Our results suggest that the WNBA is entering a new era in which fans are choosing to attend games to watch good basketball rather than novelty-driven interest or broader support for women’s sports.</w:t>
       </w:r>
     </w:p>
     <w:p>
@@ -119,22 +110,13 @@
         </w:r>
       </w:hyperlink>
     </w:p>
-    <w:bookmarkStart w:id="14" w:name="sec-intro"/>
+    <w:bookmarkStart w:id="12" w:name="sec-intro"/>
     <w:p>
       <w:pPr>
         <w:pStyle w:val="Heading2"/>
       </w:pPr>
       <w:r>
         <w:t xml:space="preserve">1 Introduction</w:t>
-      </w:r>
-    </w:p>
-    <w:bookmarkStart w:id="10" w:name="gabriela-introduction"/>
-    <w:p>
-      <w:pPr>
-        <w:pStyle w:val="Heading3"/>
-      </w:pPr>
-      <w:r>
-        <w:t xml:space="preserve">1.1 Gabriela introduction</w:t>
       </w:r>
     </w:p>
     <w:p>
@@ -142,19 +124,16 @@
         <w:pStyle w:val="FirstParagraph"/>
       </w:pPr>
       <w:r>
-        <w:t xml:space="preserve">Research on pay and performance in sports economics often centers on how teams value player contributions and how those valuations translate into compensation. A central challenge in the field is determining the appropriate metrics for quantifying an individual player’s impact on team success and linking that impact to team revenues and attendance. Different modeling choices can lead to significantly different conclusions about whether players are compensated fairly for their contributions to the game. As a relatively young league with rapid growth in viewership</w:t>
-      </w:r>
-      <w:r>
-        <w:t xml:space="preserve"> </w:t>
-      </w:r>
-      <w:r>
-        <w:t xml:space="preserve">(WNBA 2024)</w:t>
-      </w:r>
-      <w:r>
-        <w:t xml:space="preserve"> </w:t>
-      </w:r>
-      <w:r>
-        <w:t xml:space="preserve">but limited publicly available financial data, accurately valuing player contributions in the WNBA is difficult. We have found attendance data to be the most reliably available indicator of revenue, making the link between on-court performance and fan demand especially important for understanding the valuation of players.</w:t>
+        <w:t xml:space="preserve">In the years prior to the 2020 WNBA collective bargaining agreement (CBA), NBA Commissioner Adam Silver publicly characterized the women’s league as unpopular and unprofitable</w:t>
+      </w:r>
+      <w:r>
+        <w:t xml:space="preserve"> </w:t>
+      </w:r>
+      <w:r>
+        <w:t xml:space="preserve">(Garcia 2020)</w:t>
+      </w:r>
+      <w:r>
+        <w:t xml:space="preserve">. Again during the CBA renegotiations in 2025, NBA and WNBA leadership made similar negative claims about the women’s league’s long term viability. While league leadership has been ironically pessimistic about the health of the WNBA in recent years, their claims stand in tension with recent trends: the league has enjoyed a significant increase in attendance and fan interest in the past several seasons.</w:t>
       </w:r>
     </w:p>
     <w:p>
@@ -162,25 +141,19 @@
         <w:pStyle w:val="BodyText"/>
       </w:pPr>
       <w:r>
-        <w:t xml:space="preserve">The underlying assumption of marginal revenue models is simple: fans are more interested in watching good teams. In their 2014 paper, Coates et al. use a consumer-choice model to explain what impacts a fan’s choice to attend a live MLB game. While they look specifically at baseball, it is reasonable to assume that similar considerations apply to other sports as well. Coates et al. explain the traditional model for explaining fan behavior: the uncertainty of outcome hypothesis. This is idea that fans are more likely to attend games when the outcome is uncertain, making the game more exciting. But more recent behavioral economics suggests that people evaluate gains and losses relative to a reference point and tend to dislike losses more than they like equivalent gains</w:t>
-      </w:r>
-      <w:r>
-        <w:t xml:space="preserve"> </w:t>
-      </w:r>
-      <w:r>
-        <w:t xml:space="preserve">(Coates et al. 2014)</w:t>
-      </w:r>
-      <w:r>
-        <w:t xml:space="preserve">. They argue that applying this idea of loss aversion may better explain why fans choose to go games than the uncertainty of outcome hypothesis. They use MLB live-game attendance data to find attendance patterns consistent with the hypothesis that fans are less likely to attend games in which they expect the home-team to lose</w:t>
-      </w:r>
-      <w:r>
-        <w:t xml:space="preserve"> </w:t>
-      </w:r>
-      <w:r>
-        <w:t xml:space="preserve">(Coates et al. 2014)</w:t>
-      </w:r>
-      <w:r>
-        <w:t xml:space="preserve">.</w:t>
+        <w:t xml:space="preserve">While this trend is encouraging for anyone interested in the success of the WNBA, breaking down further the underlying components of this trend is necessary both to explain and sustain this growth. For decades, league officials and sports economists have debated the primary drivers of game attendance, identifying game-related and market-related factors impacting fan interest and game attendance. Much of this research, beginning with foundational work in the 1970s, assumes that fans are more likely to attend games when the home team is expected to do well. This relationship is widely tested and supported in men’s professional sports, but women’s leagues and the WNBA in particular are still largely underresearched. As a relatively young league with rapid growth in viewership</w:t>
+      </w:r>
+      <w:r>
+        <w:t xml:space="preserve"> </w:t>
+      </w:r>
+      <w:r>
+        <w:t xml:space="preserve">(WNBA 2024)</w:t>
+      </w:r>
+      <w:r>
+        <w:t xml:space="preserve"> </w:t>
+      </w:r>
+      <w:r>
+        <w:t xml:space="preserve">but limited publicly available financial data, game attendance remains the most readily available proxy variable for public interest in the WNBA.</w:t>
       </w:r>
     </w:p>
     <w:p>
@@ -188,34 +161,25 @@
         <w:pStyle w:val="BodyText"/>
       </w:pPr>
       <w:r>
-        <w:t xml:space="preserve">Building on the idea that wins translate directly into fan interest and team revenue, Scully’s 1974 study on pay and performance in Major League Baseball is one of the first empirical studies on the labor market in a professional sports environment</w:t>
-      </w:r>
-      <w:r>
-        <w:t xml:space="preserve"> </w:t>
-      </w:r>
-      <w:r>
-        <w:t xml:space="preserve">(Holmes et al. 2018)</w:t>
-      </w:r>
-      <w:r>
-        <w:t xml:space="preserve">. Scully investigates whether MLB players were undervalued relative to their estimated marginal revenue products</w:t>
-      </w:r>
-      <w:r>
-        <w:t xml:space="preserve"> </w:t>
-      </w:r>
-      <w:r>
-        <w:t xml:space="preserve">(Scully 1974)</w:t>
-      </w:r>
-      <w:r>
-        <w:t xml:space="preserve">. He estimates players’ marginal revenue products by regressing a team’s revenue on their winning percentage and computing individual players’ contributions to their teams winning percentage. This allows him to evaluate how much each player contributed to the team’s total revenue in a season, estimating their marginal revenue product and comparing it to their salary. Scully’s study came two years after the first players strike in baseball history, and aimed to evaluate whether players’ claims that they were being systematically undervalued were accurate. Scully finds that the average MLB player at the time was being paid 20% of his marginal revenue contribution, and that exploitation was higher for early career players</w:t>
-      </w:r>
-      <w:r>
-        <w:t xml:space="preserve"> </w:t>
-      </w:r>
-      <w:r>
-        <w:t xml:space="preserve">(Scully 1974)</w:t>
-      </w:r>
-      <w:r>
-        <w:t xml:space="preserve">. He also finds that certain exceptional players were being overvalued compared to their estimated marginal revenue contributions, and hypothesizes this reveals that players can generate revenue for their teams outside of their effect on game outcomes (i.e. the Caitlyn Clark effect).</w:t>
+        <w:t xml:space="preserve">A key line of research in sports economics links fan demand to expectations about game outcomes. Early work such as the uncertainty-of-outcome hypothesis suggests that attendance is higher when game results are less predictable, increasing perceived excitement. In their 2014 paper, Coates et al. use more recent behavioral economics models to suggest that people evaluate gains and losses relative to a reference point and tend to dislike losses more than they like equivalent wins</w:t>
+      </w:r>
+      <w:r>
+        <w:t xml:space="preserve"> </w:t>
+      </w:r>
+      <w:r>
+        <w:t xml:space="preserve">(Coates et al. 2014)</w:t>
+      </w:r>
+      <w:r>
+        <w:t xml:space="preserve">. They argue that applying this idea of loss aversion may better explain why fans choose to go games than the uncertainty of outcome hypothesis. They use MLB live-game attendance data to find attendance patterns consistent with the hypothesis that fans are less likely to attend games in which they expect the home-team to lose</w:t>
+      </w:r>
+      <w:r>
+        <w:t xml:space="preserve"> </w:t>
+      </w:r>
+      <w:r>
+        <w:t xml:space="preserve">(Coates et al. 2014)</w:t>
+      </w:r>
+      <w:r>
+        <w:t xml:space="preserve">. These frameworks together suggest that attendance decisions are sensitive not only to team quality, but to expectations about competitive performance and likely game outcomes.</w:t>
       </w:r>
     </w:p>
     <w:p>
@@ -223,22 +187,52 @@
         <w:pStyle w:val="BodyText"/>
       </w:pPr>
       <w:r>
-        <w:t xml:space="preserve">Subsequent scholars have raised important critiques of Scully’s method. Krautmann criticizes Scully’s method by showing that the results are highly sensitive to how a player’s contribution to team performance is measured</w:t>
-      </w:r>
-      <w:r>
-        <w:t xml:space="preserve"> </w:t>
-      </w:r>
-      <w:r>
-        <w:t xml:space="preserve">(Krautmann 1999)</w:t>
-      </w:r>
-      <w:r>
-        <w:t xml:space="preserve">. Because there are many possible ways to quantify an individual’s on-field contribution, his critique highlights the need—especially for our research—to use a rigorous and defensible metric for estimating the number of wins each player contributes. In his 1991 paper on salaries and performance in MLB, Zimbalist notes that Scully’s model doesn’t account for how poor play can contribute to a team’s losses and thus may inflate the marginal revenue product of each player</w:t>
-      </w:r>
-      <w:r>
-        <w:t xml:space="preserve"> </w:t>
-      </w:r>
-      <w:r>
-        <w:t xml:space="preserve">(Zimbalist 1992)</w:t>
+        <w:t xml:space="preserve">In the first study in sports economics that sought to empirically identify the factors that affected attendance,</w:t>
+      </w:r>
+      <w:r>
+        <w:t xml:space="preserve"> </w:t>
+      </w:r>
+      <w:r>
+        <w:t xml:space="preserve">Noll (1974)</w:t>
+      </w:r>
+      <w:r>
+        <w:t xml:space="preserve"> </w:t>
+      </w:r>
+      <w:r>
+        <w:t xml:space="preserve">considered data from MLB, the NFL, NHL, NBA and ABA (American Basketball Association) for the 1969-70 and 1970-71 seasons and found that demand was a function of population, interactions of income with star players, team win percentage, and per capita income.</w:t>
+      </w:r>
+      <w:r>
+        <w:t xml:space="preserve"> </w:t>
+      </w:r>
+      <w:r>
+        <w:t xml:space="preserve">Multiple subsequent studies on men’s professional team sports continued to find a statistically significant correlation between team quality and attendance.</w:t>
+      </w:r>
+      <w:r>
+        <w:t xml:space="preserve"> </w:t>
+      </w:r>
+      <w:r>
+        <w:t xml:space="preserve">In these studies, a debate emerged about the direction of causality: did strong team performance engender higher attendance or vice versa</w:t>
+      </w:r>
+      <w:r>
+        <w:t xml:space="preserve"> </w:t>
+      </w:r>
+      <w:r>
+        <w:t xml:space="preserve">(Baade and Tiehen 1990; Clapp and Hakes 2005; Davis 2008, 2009; Horowitz 2007; Lemke et al. 2010)</w:t>
+      </w:r>
+      <w:r>
+        <w:t xml:space="preserve">?</w:t>
+      </w:r>
+      <w:r>
+        <w:t xml:space="preserve"> </w:t>
+      </w:r>
+      <w:r>
+        <w:t xml:space="preserve">While no Granger causality tests were run, the predominant view has been causality running from team performance to attendance</w:t>
+      </w:r>
+      <w:r>
+        <w:t xml:space="preserve"> </w:t>
+      </w:r>
+      <w:r>
+        <w:t xml:space="preserve">(Hall et al. 2002)</w:t>
       </w:r>
       <w:r>
         <w:t xml:space="preserve">.</w:t>
@@ -249,7 +243,7 @@
         <w:pStyle w:val="BodyText"/>
       </w:pPr>
       <w:r>
-        <w:t xml:space="preserve">Finally, situating these revenue models within broader league structure, sports economists have written extensively about the relationship between winningness and team revenue, particularly about how competitive balance benefits teams across the league in generating revenue. While teams and fans want to win as many games as possible, significant imbalance in winning percentages across a professional sports league will tend to decrease viewership as spectators will only watch a game if they have some uncertainty about the outcome</w:t>
+        <w:t xml:space="preserve">Finally, situating these revenue models within the broader league structure, sports economists have written extensively about the relationship between winningness and team revenue, particularly about how competitive balance benefits teams across the league in generating revenue. While teams and fans want to win as many games as possible, significant imbalance in winning percentages across a professional sports league will tend to decrease viewership as spectators will only watch a game if they have some uncertainty about the outcome</w:t>
       </w:r>
       <w:r>
         <w:t xml:space="preserve"> </w:t>
@@ -258,7 +252,7 @@
         <w:t xml:space="preserve">(Perline et al. 2018)</w:t>
       </w:r>
       <w:r>
-        <w:t xml:space="preserve">. The various professional sports leagues in the United States have all instituted financial restrictions on teams in their leagues in the interest of competitive balance, such as across-league revenue sharing, salary caps, and reverse-of-finish drafts. The fundamental premise behind all of these attempts to protect competitive balance is that by normalizing the amounts that teams are spending on their rosters you can weaken the ability of richer teams to ‘buy wins’ and level the playing field enough to keep things interesting. This ought to increase the revenue of the whole league by encouraging attendance and engagement. In their study of competitive balance in NCAA basketball, Perline et al. found that the women’s game was significantly less balanced than the men’s game, looking at the standard deviation and the range of winning percentages for teams in the women’s division I conference</w:t>
+        <w:t xml:space="preserve">. In their study of competitive balance in NCAA basketball, Perline et al. found that the women’s game was significantly less balanced than the men’s game, looking at the standard deviation and the range of winning percentages for teams in the women’s Division I</w:t>
       </w:r>
       <w:r>
         <w:t xml:space="preserve"> </w:t>
@@ -267,7 +261,7 @@
         <w:t xml:space="preserve">(Perline et al. 2018)</w:t>
       </w:r>
       <w:r>
-        <w:t xml:space="preserve">. They hypothesize that the difference in the competitive balance of the men’s and women’s games could be one cause of lower revenue generation and attendance in the women’s game. The importance of class balance to the health of a league is interesting, but ultimately outside the scope of our research which seeks to quantify how players’ performance contributes to their team’s revenue in the WNBA.</w:t>
+        <w:t xml:space="preserve">. They hypothesize that the difference in the competitive balance of the men’s and women’s games could be one cause of lower revenue generation and attendance in the women’s game.</w:t>
       </w:r>
     </w:p>
     <w:p>
@@ -275,26 +269,53 @@
         <w:pStyle w:val="BodyText"/>
       </w:pPr>
       <w:r>
-        <w:t xml:space="preserve">In their 2023 paper comparing the in person attendance demand of the WNBA and the NBA, Agha and Berri attempt to establish whether different forces shape demand for attendance in the WNBA and the NBA. They model attendance in both leagues as a function of the population of the team’s home location, the winning percentage of the team, the per capita income of the area, championships won and player quality. Interestingly, they don’t generate statistically significant results for the effect of winning percentage on game attendance in the WNBA, while it is significant in the NBA</w:t>
-      </w:r>
-      <w:r>
-        <w:t xml:space="preserve"> </w:t>
-      </w:r>
-      <w:r>
-        <w:t xml:space="preserve">(Agha and Berri 2023)</w:t>
-      </w:r>
-      <w:r>
-        <w:t xml:space="preserve">. They hypothesize that this may be due to decreased media coverage of the WNBA, and the fact that the WNBA is a much younger league, but they don’t explain why these factors would decrease the effect of winning percentage on game attendance. Although Agha and Berri did not find statistically significant effects, our method differs from theirs in two important ways. Firstly, we are regressing onto raw per game attendance counts rather than attendance as a percentage of arena capacity. Percentage of arena capacity does not directly capture attendance or game demand as arena sizes vary across teams, so raw attendance counts more effectively reflect fan demand. Secondly, we introduce a rolling win count over a 44 game window rather than using seasonal winning percentage to predict per game attendance. This avoids look-ahead bias, as fan behavior can not be reasonably expected to reflect future unseen team success. Replicating their analysis with a simpler model focused solely on win count and fixed team and seasonal effects may yield clearer evidence on how team performance influences attendance. We aim to build upon their work by combining their model with Scully’s and first regressing game attendance onto win count, and then using player statistics to estimate individual player contributions to winning percentage. This would allow us to evaluate how a player’s on-court performance contributes to game attendance, and therefore revenue. In Scully’s original 1974 model, attendance multiplied by ticket price serves as an estimate for team revenue. While our analysis cannot capture broadcast or merchandise income, game attendance remains a meaningful indicator of team visibility and revenue generation, and it is by far the most complete and publicly available dataset. Focusing on attendance as the response variable is therefore both practical and justifiable.</w:t>
+        <w:t xml:space="preserve">In their study of attendance determinants in the WNBA, Agha and Berri argue that a major reason why attendance is considerably lower at WNBA games than NBA games is that the women’s league is still in its early years, only beginning play in 1997 compared to the NBA’s 1946. To account for this, they compare attendance in the tenth season of the WNBA (2006) and the NBA (1955/56) (Agha and Berri, 2023, p. 36.) In their respective tenth years, the WNBA average attendance per home game exceeded the NBA’s by more than 2,000 fans per game. This comparison suggests that the current disparity in attendance between the women’s and men’s league should not be interpreted as a lack of demand, but rather a sign of the league’s maturity. Considering the league’s age as a factor in demand for attendance, it is interesting to inquire further into whether patterns of fan behavior change as the league matures. Agha and Berri attempt to establish whether different forces shape demand for attendance in the WNBA and the NBA, finding that team performance was not a statistically significant predictor of game attendance in the WNBA. As noted above, this is contrary to the virtually unanimous finding in the existing scholarship for men’s leagues. However, their study only employed data from 2004 through 2017 and thus can not capture the more recent improvements in attendance shown in figure 1. They also measure a team’s strength using the team’s winning percentage from the previous year which raises issues because fans are more likely to respond to the more recent performance of the team. Thus, while a team’s win percentage in 2016 might have an appreciable impact on the team’s attendance at the beginning of the 2017 season, as the season wears on, this impact should consistently diminish. For this reason, we chose to use a team’s ELO rating as the measure of team strength because the ELO rating updates with each game, thus more accurately reflecting the information that fans have access to in deciding to attend games.</w:t>
       </w:r>
     </w:p>
-    <w:bookmarkEnd w:id="10"/>
-    <w:bookmarkStart w:id="12" w:name="andrew-introduction"/>
+    <w:p>
+      <w:pPr>
+        <w:pStyle w:val="BodyText"/>
+      </w:pPr>
+      <w:r>
+        <w:t xml:space="preserve">Despite the issues with Agha and Berri’s study, their observation that between 2004 and 2017 the relationship between team strength and attendance in the WNBA was weak is not incorrect. The disparity between raw attendance numbers and attendance driving factors in the NBA and WNBA cannot be attributed to the age of the leagues alone. Additional important factors include: the WNBA plays during the summer months in order to promote arena use outside of the NBA season; there is less money spent on promotion; reduced media coverage; historical prejudice; arena amenities and age; and ticket prices, among others. Sport management literature also includes several studies that find a major motivation behind fandom for women’s sports leagues to be an area’s overall support for feminist issues, suggesting that fans in those areas may attend games out of political support rather than to see good basketball</w:t>
+      </w:r>
+      <w:r>
+        <w:t xml:space="preserve"> </w:t>
+      </w:r>
+      <w:r>
+        <w:t xml:space="preserve">(Delia 2020; Guest and Luijten 2018; Leslie-Walker and Mulvenna 2022)</w:t>
+      </w:r>
+      <w:r>
+        <w:t xml:space="preserve">. Factors like the summer season, reduced media coverage, and the association of game attendance with feminist causes all contribute to the argument that the WNBA functions fundamentally differently to the NBA- at least in terms of attendance drivers. This conception of the WNBA as fundamentally different from the NBA is dangerous both to the league’s reputation and future growth, motivating our more thorough examination of game attendance in the context of the league’s history.</w:t>
+      </w:r>
+    </w:p>
+    <w:p>
+      <w:pPr>
+        <w:pStyle w:val="BodyText"/>
+      </w:pPr>
+      <w:r>
+        <w:t xml:space="preserve">It is reasonable to anticipate that as women’s sports mature and are perceived increasingly as a normal sports league, rather than a political concession or oddity, they will begin to assert similar fan demand characteristics. In particular, fan demand will become more responsive to team quality. Using game attendance</w:t>
+      </w:r>
+      <w:r>
+        <w:rPr>
+          <w:rStyle w:val="FootnoteReference"/>
+        </w:rPr>
+        <w:footnoteReference w:id="10"/>
+      </w:r>
+      <w:r>
+        <w:t xml:space="preserve"> </w:t>
+      </w:r>
+      <w:r>
+        <w:t xml:space="preserve">and team performance data from 1997 through 2025, we test these hypotheses. In viewing more recent attendance figures for the WNBA in the context of the league’s history, we hoped to determine whether predictors of attendance have shifted over time, due to the WNBA’s relative instability as a young league. Specifically, we find that in recent years the strength of the effect of a game’s uncertainty, the strength of both teams, and the likelihood of a home team win, on game attendance has increased, paralleling documented trends in men’s leagues.</w:t>
+      </w:r>
+    </w:p>
+    <w:bookmarkStart w:id="11" w:name="still-to-be-incorporated-in-intro"/>
     <w:p>
       <w:pPr>
         <w:pStyle w:val="Heading3"/>
       </w:pPr>
       <w:r>
-        <w:t xml:space="preserve">1.2 Andrew introduction</w:t>
+        <w:t xml:space="preserve">1.1 still to be incorporated in intro:</w:t>
       </w:r>
     </w:p>
     <w:p>
@@ -302,40 +323,28 @@
         <w:pStyle w:val="FirstParagraph"/>
       </w:pPr>
       <w:r>
-        <w:t xml:space="preserve">In the years prior to the 2020 WNBA collective bargaining agreement (CBA), NBA Commisioner Adam Silver claimed that the women’s league was unpopular and unprofitable</w:t>
-      </w:r>
-      <w:r>
-        <w:t xml:space="preserve"> </w:t>
-      </w:r>
-      <w:r>
-        <w:t xml:space="preserve">(Garcia 2020)</w:t>
+        <w:t xml:space="preserve">Differences in the literature over how to measure team quality (wins, wins lagged, number of championships in past years, win probability, star power), attendance (logs, lags, linear regression or censored), the inclusion of control variables and non-linear forms also emerged</w:t>
+      </w:r>
+      <w:r>
+        <w:t xml:space="preserve"> </w:t>
+      </w:r>
+      <w:r>
+        <w:t xml:space="preserve">(Wiseman and Chatterjee 2003;</w:t>
+      </w:r>
+      <w:r>
+        <w:t xml:space="preserve"> </w:t>
+      </w:r>
+      <w:r>
+        <w:t xml:space="preserve">Woltring et al.</w:t>
+      </w:r>
+      <w:r>
+        <w:t xml:space="preserve"> </w:t>
+      </w:r>
+      <w:r>
+        <w:t xml:space="preserve">2018; Kim and Chang 2023; DeSchriver and Jensen 2002; Paul et al. 2019)</w:t>
       </w:r>
       <w:r>
         <w:t xml:space="preserve">.</w:t>
-      </w:r>
-      <w:r>
-        <w:t xml:space="preserve"> </w:t>
-      </w:r>
-      <w:r>
-        <w:t xml:space="preserve">The NBA and WNBA leadership made similar negative claims about the women’s league during the 2025-26 negotiations for a new CBA.</w:t>
-      </w:r>
-      <w:r>
-        <w:t xml:space="preserve"> </w:t>
-      </w:r>
-      <w:r>
-        <w:t xml:space="preserve">Motivated by the irony of the NBA Commissioner speaking derogatorily of his own league,</w:t>
-      </w:r>
-      <w:r>
-        <w:t xml:space="preserve"> </w:t>
-      </w:r>
-      <w:r>
-        <w:t xml:space="preserve">Agha and Berri (2023)</w:t>
-      </w:r>
-      <w:r>
-        <w:t xml:space="preserve"> </w:t>
-      </w:r>
-      <w:r>
-        <w:t xml:space="preserve">studied game attendance and its determinants during the early years of the NBA and the early years of the WNBA.</w:t>
       </w:r>
     </w:p>
     <w:p>
@@ -343,55 +352,73 @@
         <w:pStyle w:val="BodyText"/>
       </w:pPr>
       <w:r>
-        <w:t xml:space="preserve">In the first study in sports economics that sought to empirically identify the factors that affected attendance,</w:t>
-      </w:r>
-      <w:r>
-        <w:t xml:space="preserve"> </w:t>
-      </w:r>
-      <w:r>
-        <w:t xml:space="preserve">Noll (1974)</w:t>
-      </w:r>
-      <w:r>
-        <w:t xml:space="preserve"> </w:t>
-      </w:r>
-      <w:r>
-        <w:t xml:space="preserve">considered data from MLB, the NFL, NHL, NBA and ABA (American Basketball Association) for the 1969-70 and 1970-71 seasons and found that demand was a function of population, interactions of income with star players, team win percentage, and per capita income.</w:t>
-      </w:r>
-      <w:r>
-        <w:t xml:space="preserve"> </w:t>
-      </w:r>
-      <w:r>
-        <w:t xml:space="preserve">Multiple subsequent studies on men’s professional team sports continued to find a statistically significant correlation between team quality and attendance.</w:t>
-      </w:r>
-      <w:r>
-        <w:t xml:space="preserve"> </w:t>
-      </w:r>
-      <w:r>
-        <w:t xml:space="preserve">In these studies, a debate emerged about the direction of causality: did strong team performance engender higher attendance or vice versa</w:t>
-      </w:r>
-      <w:r>
-        <w:t xml:space="preserve"> </w:t>
-      </w:r>
-      <w:r>
-        <w:t xml:space="preserve">(Baade and Tiehen 1990; Clapp and Hakes 2005; Davis 2008, 2009; Horowitz 2007; Lemke et al. 2010)</w:t>
-      </w:r>
-      <w:r>
-        <w:t xml:space="preserve">?</w:t>
-      </w:r>
-      <w:r>
-        <w:t xml:space="preserve"> </w:t>
-      </w:r>
-      <w:r>
-        <w:t xml:space="preserve">While no Granger causality tests were run, the predominant view has been causality running from team performance to attendance</w:t>
-      </w:r>
-      <w:r>
-        <w:t xml:space="preserve"> </w:t>
-      </w:r>
-      <w:r>
-        <w:t xml:space="preserve">(Hall et al. 2002)</w:t>
-      </w:r>
-      <w:r>
-        <w:t xml:space="preserve">.</w:t>
+        <w:t xml:space="preserve">The relationship between attendance and winning percentage has been examined, but such</w:t>
+      </w:r>
+      <w:r>
+        <w:t xml:space="preserve"> </w:t>
+      </w:r>
+      <w:r>
+        <w:t xml:space="preserve">studies often look at winning percentage as causation for attendance.</w:t>
+      </w:r>
+      <w:r>
+        <w:t xml:space="preserve"> </w:t>
+      </w:r>
+      <w:r>
+        <w:t xml:space="preserve">Davis (2008)</w:t>
+      </w:r>
+      <w:r>
+        <w:t xml:space="preserve"> </w:t>
+      </w:r>
+      <w:r>
+        <w:t xml:space="preserve">and</w:t>
+      </w:r>
+      <w:r>
+        <w:t xml:space="preserve"> </w:t>
+      </w:r>
+      <w:r>
+        <w:t xml:space="preserve">Horowitz (2007)</w:t>
+      </w:r>
+      <w:r>
+        <w:t xml:space="preserve"> </w:t>
+      </w:r>
+      <w:r>
+        <w:t xml:space="preserve">both found that attendance and winning percentage were related.</w:t>
+      </w:r>
+      <w:r>
+        <w:t xml:space="preserve"> </w:t>
+      </w:r>
+      <w:r>
+        <w:t xml:space="preserve">Horowitz concluded a bidirectional relationship between the two, while Davis suggested that causation runs from winning percentage to attendance.</w:t>
+      </w:r>
+      <w:r>
+        <w:t xml:space="preserve"> </w:t>
+      </w:r>
+      <w:r>
+        <w:t xml:space="preserve">In a following study,</w:t>
+      </w:r>
+      <w:r>
+        <w:t xml:space="preserve"> </w:t>
+      </w:r>
+      <w:r>
+        <w:t xml:space="preserve">Davis (2009)</w:t>
+      </w:r>
+      <w:r>
+        <w:t xml:space="preserve"> </w:t>
+      </w:r>
+      <w:r>
+        <w:t xml:space="preserve">found winning percentage as a significant determinant of attendance for 12 National League teams; though the study did not establish causation both ways.</w:t>
+      </w:r>
+      <w:r>
+        <w:t xml:space="preserve"> </w:t>
+      </w:r>
+      <w:r>
+        <w:t xml:space="preserve">Lemke et al. (2010)</w:t>
+      </w:r>
+      <w:r>
+        <w:t xml:space="preserve"> </w:t>
+      </w:r>
+      <w:r>
+        <w:t xml:space="preserve">found attendance increases as home team win probability increases. There is evidence that causation may run from attendance to winning percentage, but the bulk of the literature has been researched the other way.</w:t>
       </w:r>
     </w:p>
     <w:p>
@@ -399,28 +426,95 @@
         <w:pStyle w:val="BodyText"/>
       </w:pPr>
       <w:r>
-        <w:t xml:space="preserve">Differences in the literature over how to measure team quality (wins, wins lagged, number of championships in past years, win probability, star power), attendance (logs, lags, linear regression or censored), the inclusion of control variables and non-linear forms also emerged</w:t>
-      </w:r>
-      <w:r>
-        <w:t xml:space="preserve"> </w:t>
-      </w:r>
-      <w:r>
-        <w:t xml:space="preserve">(Wiseman and Chatterjee 2003;</w:t>
-      </w:r>
-      <w:r>
-        <w:t xml:space="preserve"> </w:t>
-      </w:r>
-      <w:r>
-        <w:t xml:space="preserve">Woltring et al.</w:t>
-      </w:r>
-      <w:r>
-        <w:t xml:space="preserve"> </w:t>
-      </w:r>
-      <w:r>
-        <w:t xml:space="preserve">2018; Kim and Chang 2023; DeSchriver and Jensen 2002; Paul et al. 2019)</w:t>
-      </w:r>
-      <w:r>
-        <w:t xml:space="preserve">.</w:t>
+        <w:t xml:space="preserve">The present study controls for payroll and stadium capacity as both have been shown to affect attendance.</w:t>
+      </w:r>
+      <w:r>
+        <w:t xml:space="preserve"> </w:t>
+      </w:r>
+      <w:r>
+        <w:t xml:space="preserve">Wiseman and Chatterjee (2003)</w:t>
+      </w:r>
+      <w:r>
+        <w:t xml:space="preserve"> </w:t>
+      </w:r>
+      <w:r>
+        <w:t xml:space="preserve">found team payroll was positively correlated to team winning percentage (9).</w:t>
+      </w:r>
+      <w:r>
+        <w:t xml:space="preserve"> </w:t>
+      </w:r>
+      <w:r>
+        <w:t xml:space="preserve">Additionally, they found that this relationship has grown stronger since the late 1990’s.</w:t>
+      </w:r>
+      <w:r>
+        <w:t xml:space="preserve"> </w:t>
+      </w:r>
+      <w:r>
+        <w:t xml:space="preserve">Hall et al. (2002)</w:t>
+      </w:r>
+      <w:r>
+        <w:t xml:space="preserve"> </w:t>
+      </w:r>
+      <w:r>
+        <w:t xml:space="preserve">did not find causality evidence from payroll to team winning percentage in their entire dataset, but they did note an increased correlation in the 1990’s.</w:t>
+      </w:r>
+      <w:r>
+        <w:t xml:space="preserve"> </w:t>
+      </w:r>
+      <w:r>
+        <w:t xml:space="preserve">Additionally, they stated that an MLB team with a payroll of at least 150% of the league average could expect a winning percentage of at least .550.</w:t>
+      </w:r>
+      <w:r>
+        <w:t xml:space="preserve"> </w:t>
+      </w:r>
+      <w:r>
+        <w:t xml:space="preserve">This is an important finding, because</w:t>
+      </w:r>
+      <w:r>
+        <w:t xml:space="preserve"> </w:t>
+      </w:r>
+      <w:r>
+        <w:t xml:space="preserve">Vrooman (2012)</w:t>
+      </w:r>
+      <w:r>
+        <w:t xml:space="preserve"> </w:t>
+      </w:r>
+      <w:r>
+        <w:t xml:space="preserve">identified .550 as a benchmark winning percentage for qualifying as a playoff team.</w:t>
+      </w:r>
+    </w:p>
+    <w:bookmarkEnd w:id="11"/>
+    <w:bookmarkEnd w:id="12"/>
+    <w:bookmarkStart w:id="29" w:name="sec-data"/>
+    <w:p>
+      <w:pPr>
+        <w:pStyle w:val="Heading2"/>
+      </w:pPr>
+      <w:r>
+        <w:t xml:space="preserve">2 Data</w:t>
+      </w:r>
+    </w:p>
+    <w:bookmarkStart w:id="20" w:name="game-logs-and-attendance"/>
+    <w:p>
+      <w:pPr>
+        <w:pStyle w:val="Heading3"/>
+      </w:pPr>
+      <w:r>
+        <w:t xml:space="preserve">2.1 Game logs and attendance</w:t>
+      </w:r>
+    </w:p>
+    <w:p>
+      <w:pPr>
+        <w:pStyle w:val="FirstParagraph"/>
+      </w:pPr>
+      <w:r>
+        <w:t xml:space="preserve">Our analysis is based on game-level data that spans WNBA history, beginning in 1997 and continuing through the end of the 2025 season.</w:t>
+      </w:r>
+      <w:r>
+        <w:t xml:space="preserve"> </w:t>
+      </w:r>
+      <w:r>
+        <w:t xml:space="preserve">Our final data set contains observations from 6,164 games.</w:t>
       </w:r>
     </w:p>
     <w:p>
@@ -428,386 +522,28 @@
         <w:pStyle w:val="BodyText"/>
       </w:pPr>
       <w:r>
-        <w:t xml:space="preserve">In their study of attendance determinants in the WNBA,</w:t>
-      </w:r>
-      <w:r>
-        <w:t xml:space="preserve"> </w:t>
-      </w:r>
-      <w:r>
-        <w:t xml:space="preserve">Agha and Berri (2023)</w:t>
-      </w:r>
-      <w:r>
-        <w:t xml:space="preserve"> </w:t>
-      </w:r>
-      <w:r>
-        <w:t xml:space="preserve">argue that a major reason why attendance is considerably lower at WNBA games than NBA games is that the women’s league is still in its early years.</w:t>
-      </w:r>
-      <w:r>
-        <w:t xml:space="preserve"> </w:t>
-      </w:r>
-      <w:r>
-        <w:t xml:space="preserve">The WNBA began play in 1997, while the NBA began in 1946.</w:t>
-      </w:r>
-      <w:r>
-        <w:t xml:space="preserve"> </w:t>
-      </w:r>
-      <w:r>
-        <w:t xml:space="preserve">Agha and Berri compare attendance data of the tenth season of the WNBA (2006) and that of the NBA (1955-56)</w:t>
-      </w:r>
-      <w:r>
-        <w:t xml:space="preserve"> </w:t>
-      </w:r>
-      <w:r>
-        <w:t xml:space="preserve">(Agha and Berri 2023, 36.)</w:t>
-      </w:r>
-      <w:r>
-        <w:t xml:space="preserve"> </w:t>
-      </w:r>
-      <w:r>
-        <w:t xml:space="preserve">It is notable that in their respective tenth years, the WNBA average attendance per home game was more than 2,000 that of the NBA.</w:t>
-      </w:r>
-    </w:p>
-    <w:p>
-      <w:pPr>
-        <w:pStyle w:val="BodyText"/>
-      </w:pPr>
-      <w:r>
-        <w:t xml:space="preserve">Of course, all of this differential cannot be attributed to the age of the league.</w:t>
-      </w:r>
-      <w:r>
-        <w:t xml:space="preserve"> </w:t>
-      </w:r>
-      <w:r>
-        <w:t xml:space="preserve">Additional important factors include: the WNBA plays during the summer months in order to promote arena use outside of the NBA season; there is less money spent on promotion, reduced media coverage, historical prejudice, arena amenities and age, and ticket prices, among others.</w:t>
-      </w:r>
-      <w:r>
-        <w:t xml:space="preserve"> </w:t>
-      </w:r>
-      <w:r>
-        <w:t xml:space="preserve">To be sure, the sports management literature also includes several studies that find a major motivation behind fandom for women’s sports leagues to be an area’s overall support for feminist issues</w:t>
-      </w:r>
-      <w:r>
-        <w:t xml:space="preserve"> </w:t>
-      </w:r>
-      <w:r>
-        <w:t xml:space="preserve">(Delia 2020; Guest and Luijten 2018; Leslie-Walker and Mulvenna 2022)</w:t>
-      </w:r>
-      <w:r>
-        <w:t xml:space="preserve">.</w:t>
-      </w:r>
-    </w:p>
-    <w:p>
-      <w:pPr>
-        <w:pStyle w:val="BodyText"/>
-      </w:pPr>
-      <w:r>
-        <w:t xml:space="preserve">Nonetheless, to the extent that the league’s age is a factor, it is interesting to inquire into the patterns of fan behavior and whether they might change as the league matures.</w:t>
-      </w:r>
-      <w:r>
-        <w:t xml:space="preserve"> </w:t>
-      </w:r>
-      <w:r>
-        <w:t xml:space="preserve">Agha and Berri (2023)</w:t>
-      </w:r>
-      <w:r>
-        <w:t xml:space="preserve"> </w:t>
-      </w:r>
-      <w:r>
-        <w:t xml:space="preserve">found that their variable on team performance was not statistically significant as an explainer of team attendance.</w:t>
-      </w:r>
-      <w:r>
-        <w:t xml:space="preserve"> </w:t>
-      </w:r>
-      <w:r>
-        <w:t xml:space="preserve">As noted above, this is contrary to heretofore virtually unanimous finding in the existing scholarship for men’s leagues.</w:t>
-      </w:r>
-      <w:r>
-        <w:t xml:space="preserve"> </w:t>
-      </w:r>
-      <w:r>
-        <w:t xml:space="preserve">Note, however, that</w:t>
-      </w:r>
-      <w:r>
-        <w:t xml:space="preserve"> </w:t>
-      </w:r>
-      <w:r>
-        <w:t xml:space="preserve">Agha and Berri (2023)</w:t>
-      </w:r>
-      <w:r>
-        <w:t xml:space="preserve"> </w:t>
-      </w:r>
-      <w:r>
-        <w:t xml:space="preserve">employed data only from 2004 through 2017 and that its performance variable was team win percentage during the previous year.</w:t>
-      </w:r>
-    </w:p>
-    <w:p>
-      <w:pPr>
-        <w:pStyle w:val="BodyText"/>
-      </w:pPr>
-      <w:r>
-        <w:t xml:space="preserve">The use of only last year’s win percentage to measure team performance is problematic because fans are more likely to respond to the more recent performance of the team.</w:t>
-      </w:r>
-      <w:r>
-        <w:t xml:space="preserve"> </w:t>
-      </w:r>
-      <w:r>
-        <w:t xml:space="preserve">Thus, while a team’s win percentage in 2016 might have an appreciable impact on the team’s attendance at the beginning of the 2017 season, as the season wears on, this impact should consistently diminish.</w:t>
-      </w:r>
-    </w:p>
-    <w:p>
-      <w:pPr>
-        <w:pStyle w:val="BodyText"/>
-      </w:pPr>
-      <w:r>
-        <w:t xml:space="preserve">Professional men’s team sport leagues have demonstrated a clear relationship between team quality and attendance.</w:t>
-      </w:r>
-      <w:r>
-        <w:t xml:space="preserve"> </w:t>
-      </w:r>
-      <w:r>
-        <w:t xml:space="preserve">It is reasonable to anticipate that as women’s sports mature and are perceived increasingly as a normal sports league, rather than a political concession or oddity, they will begin to assert similar fan demand characteristics.</w:t>
-      </w:r>
-      <w:r>
-        <w:t xml:space="preserve"> </w:t>
-      </w:r>
-      <w:r>
-        <w:t xml:space="preserve">In particular, fan demand will become more responsive to team quality.</w:t>
-      </w:r>
-      <w:r>
-        <w:t xml:space="preserve"> </w:t>
-      </w:r>
-      <w:r>
-        <w:t xml:space="preserve">Using game attendance</w:t>
+        <w:t xml:space="preserve">First, we collected game-level attendance data from</w:t>
+      </w:r>
+      <w:r>
+        <w:t xml:space="preserve"> </w:t>
+      </w:r>
+      <w:r>
+        <w:t xml:space="preserve">(Across the Timeline, n.d.)</w:t>
+      </w:r>
+      <w:r>
+        <w:t xml:space="preserve">, an online repository for women’s basketball data. The site collects attendance numbers directly from the league’s records. Attendance data was unavailable for only 152 games, while (due to the COVID-19 pandemic) 2 games (accurately) recorded attendance of 0. Because the arenas WNBA teams play in vary widely in size- the New York Liberty alone have called both the Barclays Center (17,732 seat capacity) and the Westchester County Center (2,300 seat capacity) home in recent years- we contextualize raw attendance numbers with manually collected arena capacities.</w:t>
       </w:r>
       <w:r>
         <w:rPr>
           <w:rStyle w:val="FootnoteReference"/>
         </w:rPr>
-        <w:footnoteReference w:id="11"/>
-      </w:r>
-      <w:r>
-        <w:t xml:space="preserve"> </w:t>
-      </w:r>
-      <w:r>
-        <w:t xml:space="preserve">and team performance data from 1997 through 2025, we test these hypotheses.</w:t>
-      </w:r>
-    </w:p>
-    <w:bookmarkEnd w:id="12"/>
-    <w:bookmarkStart w:id="13" w:name="andrew-other-passage"/>
-    <w:p>
-      <w:pPr>
-        <w:pStyle w:val="Heading3"/>
-      </w:pPr>
-      <w:r>
-        <w:t xml:space="preserve">1.3 Andrew other passage</w:t>
-      </w:r>
-    </w:p>
-    <w:p>
-      <w:pPr>
-        <w:pStyle w:val="FirstParagraph"/>
-      </w:pPr>
-      <w:r>
-        <w:t xml:space="preserve">The relationship between attendance and winning percentage has been examined, but such</w:t>
-      </w:r>
-      <w:r>
-        <w:t xml:space="preserve"> </w:t>
-      </w:r>
-      <w:r>
-        <w:t xml:space="preserve">studies often look at winning percentage as causation for attendance.</w:t>
-      </w:r>
-      <w:r>
-        <w:t xml:space="preserve"> </w:t>
-      </w:r>
-      <w:r>
-        <w:t xml:space="preserve">Davis (2008)</w:t>
-      </w:r>
-      <w:r>
-        <w:t xml:space="preserve"> </w:t>
-      </w:r>
-      <w:r>
-        <w:t xml:space="preserve">and</w:t>
-      </w:r>
-      <w:r>
-        <w:t xml:space="preserve"> </w:t>
-      </w:r>
-      <w:r>
-        <w:t xml:space="preserve">Horowitz (2007)</w:t>
-      </w:r>
-      <w:r>
-        <w:t xml:space="preserve"> </w:t>
-      </w:r>
-      <w:r>
-        <w:t xml:space="preserve">both found that attendance and winning percentage were related.</w:t>
-      </w:r>
-      <w:r>
-        <w:t xml:space="preserve"> </w:t>
-      </w:r>
-      <w:r>
-        <w:t xml:space="preserve">Horowitz concluded a bidirectional relationship between the two, while Davis suggested that causation runs from winning percentage to attendance.</w:t>
-      </w:r>
-      <w:r>
-        <w:t xml:space="preserve"> </w:t>
-      </w:r>
-      <w:r>
-        <w:t xml:space="preserve">In a following study,</w:t>
-      </w:r>
-      <w:r>
-        <w:t xml:space="preserve"> </w:t>
-      </w:r>
-      <w:r>
-        <w:t xml:space="preserve">Davis (2009)</w:t>
-      </w:r>
-      <w:r>
-        <w:t xml:space="preserve"> </w:t>
-      </w:r>
-      <w:r>
-        <w:t xml:space="preserve">found winning percentage as a significant determinant of attendance for 12 National League teams; though the study did not establish causation both ways.</w:t>
-      </w:r>
-      <w:r>
-        <w:t xml:space="preserve"> </w:t>
-      </w:r>
-      <w:r>
-        <w:t xml:space="preserve">Lemke et al. (2010)</w:t>
-      </w:r>
-      <w:r>
-        <w:t xml:space="preserve"> </w:t>
-      </w:r>
-      <w:r>
-        <w:t xml:space="preserve">found attendance increases as home team win probability increases. There is evidence that causation may run from attendance to winning percentage, but the bulk of the literature has been researched the other way.</w:t>
-      </w:r>
-    </w:p>
-    <w:p>
-      <w:pPr>
-        <w:pStyle w:val="BodyText"/>
-      </w:pPr>
-      <w:r>
-        <w:t xml:space="preserve">The present study controls for payroll and stadium capacity as both have been shown to affect attendance.</w:t>
-      </w:r>
-      <w:r>
-        <w:t xml:space="preserve"> </w:t>
-      </w:r>
-      <w:r>
-        <w:t xml:space="preserve">Wiseman and Chatterjee (2003)</w:t>
-      </w:r>
-      <w:r>
-        <w:t xml:space="preserve"> </w:t>
-      </w:r>
-      <w:r>
-        <w:t xml:space="preserve">found team payroll was positively correlated to team winning percentage (9).</w:t>
-      </w:r>
-      <w:r>
-        <w:t xml:space="preserve"> </w:t>
-      </w:r>
-      <w:r>
-        <w:t xml:space="preserve">Additionally, they found that this relationship has grown stronger since the late 1990’s.</w:t>
-      </w:r>
-      <w:r>
-        <w:t xml:space="preserve"> </w:t>
-      </w:r>
-      <w:r>
-        <w:t xml:space="preserve">Hall et al. (2002)</w:t>
-      </w:r>
-      <w:r>
-        <w:t xml:space="preserve"> </w:t>
-      </w:r>
-      <w:r>
-        <w:t xml:space="preserve">did not find causality evidence from payroll to team winning percentage in their entire dataset, but they did note an increased correlation in the 1990’s.</w:t>
-      </w:r>
-      <w:r>
-        <w:t xml:space="preserve"> </w:t>
-      </w:r>
-      <w:r>
-        <w:t xml:space="preserve">Additionally, they stated that an MLB team with a payroll of at least 150% of the league average could expect a winning percentage of at least .550.</w:t>
-      </w:r>
-      <w:r>
-        <w:t xml:space="preserve"> </w:t>
-      </w:r>
-      <w:r>
-        <w:t xml:space="preserve">This is an important finding, because</w:t>
-      </w:r>
-      <w:r>
-        <w:t xml:space="preserve"> </w:t>
-      </w:r>
-      <w:r>
-        <w:t xml:space="preserve">Vrooman (2012)</w:t>
-      </w:r>
-      <w:r>
-        <w:t xml:space="preserve"> </w:t>
-      </w:r>
-      <w:r>
-        <w:t xml:space="preserve">identified .550 as a benchmark winning percentage for qualifying as a playoff team.</w:t>
-      </w:r>
-    </w:p>
-    <w:bookmarkEnd w:id="13"/>
-    <w:bookmarkEnd w:id="14"/>
-    <w:bookmarkStart w:id="31" w:name="sec-data"/>
-    <w:p>
-      <w:pPr>
-        <w:pStyle w:val="Heading2"/>
-      </w:pPr>
-      <w:r>
-        <w:t xml:space="preserve">2 Data</w:t>
-      </w:r>
-    </w:p>
-    <w:bookmarkStart w:id="22" w:name="game-logs-and-attendance"/>
-    <w:p>
-      <w:pPr>
-        <w:pStyle w:val="Heading3"/>
-      </w:pPr>
-      <w:r>
-        <w:t xml:space="preserve">2.1 Game logs and attendance</w:t>
-      </w:r>
-    </w:p>
-    <w:p>
-      <w:pPr>
-        <w:pStyle w:val="FirstParagraph"/>
-      </w:pPr>
-      <w:r>
-        <w:t xml:space="preserve">Our analysis is based on game-level data that spans WNBA history, beginning in 1997 and continuing through the end of the 2025 season.</w:t>
-      </w:r>
-      <w:r>
-        <w:t xml:space="preserve"> </w:t>
-      </w:r>
-      <w:r>
-        <w:t xml:space="preserve">Our final data set contains observations from 6,164 games.</w:t>
-      </w:r>
-    </w:p>
-    <w:p>
-      <w:pPr>
-        <w:pStyle w:val="BodyText"/>
-      </w:pPr>
-      <w:r>
-        <w:t xml:space="preserve">First, we collected game-level attendance data from</w:t>
-      </w:r>
-      <w:r>
-        <w:t xml:space="preserve"> </w:t>
-      </w:r>
-      <w:r>
-        <w:t xml:space="preserve">(Across the Timeline, n.d.)</w:t>
-      </w:r>
-      <w:r>
-        <w:t xml:space="preserve">.</w:t>
-      </w:r>
-      <w:r>
-        <w:t xml:space="preserve"> </w:t>
-      </w:r>
-      <w:r>
-        <w:t xml:space="preserve">We supplemented these data with arena capacities that we collected manually</w:t>
-      </w:r>
-      <w:r>
-        <w:rPr>
-          <w:rStyle w:val="FootnoteReference"/>
-        </w:rPr>
-        <w:footnoteReference w:id="15"/>
-      </w:r>
-      <w:r>
-        <w:t xml:space="preserve">.</w:t>
-      </w:r>
-      <w:r>
-        <w:t xml:space="preserve"> </w:t>
-      </w:r>
-      <w:r>
-        <w:t xml:space="preserve">Attendance data was unavailable for only 152 games, while (due to the COVID-19 pandemic) 2 games (accurately) recorded attendance of 0.</w:t>
+        <w:footnoteReference w:id="13"/>
+      </w:r>
+      <w:r>
+        <w:t xml:space="preserve"> </w:t>
+      </w:r>
+      <w:r>
+        <w:t xml:space="preserve">While team have many reasons they might choose to play for a sold-out crowd in a smaller arena, smaller venue size will also by nature constrain attendance, making its consideration in our model important.</w:t>
       </w:r>
     </w:p>
     <w:p>
@@ -909,7 +645,7 @@
       <w:tr>
         <w:tc>
           <w:tcPr/>
-          <w:bookmarkStart w:id="16" w:name="tbl-attendance"/>
+          <w:bookmarkStart w:id="14" w:name="tbl-attendance"/>
           <w:p>
             <w:pPr>
               <w:jc w:val="center"/>
@@ -1187,7 +923,7 @@
                       <w:rFonts w:ascii="Calibri" w:hAnsi="Calibri"/>
                       <w:sz w:val="20"/>
                     </w:rPr>
-                    <w:t xml:space="default">2021-05-21</w:t>
+                    <w:t xml:space="default">2004-05-27</w:t>
                   </w:r>
                 </w:p>
               </w:tc>
@@ -1211,7 +947,7 @@
                       <w:rFonts w:ascii="Calibri" w:hAnsi="Calibri"/>
                       <w:sz w:val="20"/>
                     </w:rPr>
-                    <w:t xml:space="default">PHO</w:t>
+                    <w:t xml:space="default">CON</w:t>
                   </w:r>
                 </w:p>
               </w:tc>
@@ -1235,7 +971,7 @@
                       <w:rFonts w:ascii="Calibri" w:hAnsi="Calibri"/>
                       <w:sz w:val="20"/>
                     </w:rPr>
-                    <w:t xml:space="default">CON</w:t>
+                    <w:t xml:space="default">LAS</w:t>
                   </w:r>
                 </w:p>
               </w:tc>
@@ -1259,7 +995,7 @@
                       <w:rFonts w:ascii="Calibri" w:hAnsi="Calibri"/>
                       <w:sz w:val="20"/>
                     </w:rPr>
-                    <w:t xml:space="default">Phoenix Suns Arena</w:t>
+                    <w:t xml:space="default">Mohegan Sun Arena</w:t>
                   </w:r>
                 </w:p>
               </w:tc>
@@ -1283,7 +1019,7 @@
                       <w:rFonts w:ascii="Calibri" w:hAnsi="Calibri"/>
                       <w:sz w:val="20"/>
                     </w:rPr>
-                    <w:t xml:space="default">4,101</w:t>
+                    <w:t xml:space="default">5,136</w:t>
                   </w:r>
                 </w:p>
               </w:tc>
@@ -1307,7 +1043,7 @@
                       <w:rFonts w:ascii="Calibri" w:hAnsi="Calibri"/>
                       <w:sz w:val="20"/>
                     </w:rPr>
-                    <w:t xml:space="default">-17</w:t>
+                    <w:t xml:space="default">9</w:t>
                   </w:r>
                 </w:p>
               </w:tc>
@@ -1360,7 +1096,7 @@
                       <w:rFonts w:ascii="Calibri" w:hAnsi="Calibri"/>
                       <w:sz w:val="20"/>
                     </w:rPr>
-                    <w:t xml:space="default">2005-07-21</w:t>
+                    <w:t xml:space="default">2016-08-30</w:t>
                   </w:r>
                 </w:p>
               </w:tc>
@@ -1408,7 +1144,7 @@
                       <w:rFonts w:ascii="Calibri" w:hAnsi="Calibri"/>
                       <w:sz w:val="20"/>
                     </w:rPr>
-                    <w:t xml:space="default">SAN</w:t>
+                    <w:t xml:space="default">PHO</w:t>
                   </w:r>
                 </w:p>
               </w:tc>
@@ -1432,7 +1168,7 @@
                       <w:rFonts w:ascii="Calibri" w:hAnsi="Calibri"/>
                       <w:sz w:val="20"/>
                     </w:rPr>
-                    <w:t xml:space="default">Conseco Fieldhouse</w:t>
+                    <w:t xml:space="default">Bankers Life Fieldhouse</w:t>
                   </w:r>
                 </w:p>
               </w:tc>
@@ -1456,7 +1192,7 @@
                       <w:rFonts w:ascii="Calibri" w:hAnsi="Calibri"/>
                       <w:sz w:val="20"/>
                     </w:rPr>
-                    <w:t xml:space="default">7,197</w:t>
+                    <w:t xml:space="default">7,250</w:t>
                   </w:r>
                 </w:p>
               </w:tc>
@@ -1480,7 +1216,7 @@
                       <w:rFonts w:ascii="Calibri" w:hAnsi="Calibri"/>
                       <w:sz w:val="20"/>
                     </w:rPr>
-                    <w:t xml:space="default">13</w:t>
+                    <w:t xml:space="default">-14</w:t>
                   </w:r>
                 </w:p>
               </w:tc>
@@ -1533,7 +1269,7 @@
                       <w:rFonts w:ascii="Calibri" w:hAnsi="Calibri"/>
                       <w:sz w:val="20"/>
                     </w:rPr>
-                    <w:t xml:space="default">2022-05-20</w:t>
+                    <w:t xml:space="default">2017-06-24</w:t>
                   </w:r>
                 </w:p>
               </w:tc>
@@ -1557,7 +1293,7 @@
                       <w:rFonts w:ascii="Calibri" w:hAnsi="Calibri"/>
                       <w:sz w:val="20"/>
                     </w:rPr>
-                    <w:t xml:space="default">ATL</w:t>
+                    <w:t xml:space="default">IND</w:t>
                   </w:r>
                 </w:p>
               </w:tc>
@@ -1581,7 +1317,7 @@
                       <w:rFonts w:ascii="Calibri" w:hAnsi="Calibri"/>
                       <w:sz w:val="20"/>
                     </w:rPr>
-                    <w:t xml:space="default">WAS</w:t>
+                    <w:t xml:space="default">LAS</w:t>
                   </w:r>
                 </w:p>
               </w:tc>
@@ -1605,7 +1341,7 @@
                       <w:rFonts w:ascii="Calibri" w:hAnsi="Calibri"/>
                       <w:sz w:val="20"/>
                     </w:rPr>
-                    <w:t xml:space="default">Gateway Center Arena @ College Park</w:t>
+                    <w:t xml:space="default">Bankers Life Fieldhouse</w:t>
                   </w:r>
                 </w:p>
               </w:tc>
@@ -1629,7 +1365,7 @@
                       <w:rFonts w:ascii="Calibri" w:hAnsi="Calibri"/>
                       <w:sz w:val="20"/>
                     </w:rPr>
-                    <w:t xml:space="default">2,237</w:t>
+                    <w:t xml:space="default">9,241</w:t>
                   </w:r>
                 </w:p>
               </w:tc>
@@ -1653,7 +1389,7 @@
                       <w:rFonts w:ascii="Calibri" w:hAnsi="Calibri"/>
                       <w:sz w:val="20"/>
                     </w:rPr>
-                    <w:t xml:space="default">-5</w:t>
+                    <w:t xml:space="default">-11</w:t>
                   </w:r>
                 </w:p>
               </w:tc>
@@ -1706,7 +1442,7 @@
                       <w:rFonts w:ascii="Calibri" w:hAnsi="Calibri"/>
                       <w:sz w:val="20"/>
                     </w:rPr>
-                    <w:t xml:space="default">2002-07-28</w:t>
+                    <w:t xml:space="default">2024-08-21</w:t>
                   </w:r>
                 </w:p>
               </w:tc>
@@ -1730,7 +1466,7 @@
                       <w:rFonts w:ascii="Calibri" w:hAnsi="Calibri"/>
                       <w:sz w:val="20"/>
                     </w:rPr>
-                    <w:t xml:space="default">DET</w:t>
+                    <w:t xml:space="default">ATL</w:t>
                   </w:r>
                 </w:p>
               </w:tc>
@@ -1754,7 +1490,7 @@
                       <w:rFonts w:ascii="Calibri" w:hAnsi="Calibri"/>
                       <w:sz w:val="20"/>
                     </w:rPr>
-                    <w:t xml:space="default">SEA</w:t>
+                    <w:t xml:space="default">PHO</w:t>
                   </w:r>
                 </w:p>
               </w:tc>
@@ -1778,7 +1514,7 @@
                       <w:rFonts w:ascii="Calibri" w:hAnsi="Calibri"/>
                       <w:sz w:val="20"/>
                     </w:rPr>
-                    <w:t xml:space="default">Palace of Auburn Hills</w:t>
+                    <w:t xml:space="default">Gateway Center Arena @ College Park</w:t>
                   </w:r>
                 </w:p>
               </w:tc>
@@ -1802,7 +1538,7 @@
                       <w:rFonts w:ascii="Calibri" w:hAnsi="Calibri"/>
                       <w:sz w:val="20"/>
                     </w:rPr>
-                    <w:t xml:space="default">6,308</w:t>
+                    <w:t xml:space="default">3,260</w:t>
                   </w:r>
                 </w:p>
               </w:tc>
@@ -1826,7 +1562,7 @@
                       <w:rFonts w:ascii="Calibri" w:hAnsi="Calibri"/>
                       <w:sz w:val="20"/>
                     </w:rPr>
-                    <w:t xml:space="default">-13</w:t>
+                    <w:t xml:space="default">9</w:t>
                   </w:r>
                 </w:p>
               </w:tc>
@@ -1879,7 +1615,7 @@
                       <w:rFonts w:ascii="Calibri" w:hAnsi="Calibri"/>
                       <w:sz w:val="20"/>
                     </w:rPr>
-                    <w:t xml:space="default">2024-07-07</w:t>
+                    <w:t xml:space="default">2005-06-07</w:t>
                   </w:r>
                 </w:p>
               </w:tc>
@@ -1903,7 +1639,7 @@
                       <w:rFonts w:ascii="Calibri" w:hAnsi="Calibri"/>
                       <w:sz w:val="20"/>
                     </w:rPr>
-                    <w:t xml:space="default">LVA</w:t>
+                    <w:t xml:space="default">CON</w:t>
                   </w:r>
                 </w:p>
               </w:tc>
@@ -1927,7 +1663,7 @@
                       <w:rFonts w:ascii="Calibri" w:hAnsi="Calibri"/>
                       <w:sz w:val="20"/>
                     </w:rPr>
-                    <w:t xml:space="default">DAL</w:t>
+                    <w:t xml:space="default">SEA</w:t>
                   </w:r>
                 </w:p>
               </w:tc>
@@ -1951,7 +1687,7 @@
                       <w:rFonts w:ascii="Calibri" w:hAnsi="Calibri"/>
                       <w:sz w:val="20"/>
                     </w:rPr>
-                    <w:t xml:space="default">Michelob ULTRA Arena</w:t>
+                    <w:t xml:space="default">Mohegan Sun Arena</w:t>
                   </w:r>
                 </w:p>
               </w:tc>
@@ -1975,7 +1711,7 @@
                       <w:rFonts w:ascii="Calibri" w:hAnsi="Calibri"/>
                       <w:sz w:val="20"/>
                     </w:rPr>
-                    <w:t xml:space="default">10,369</w:t>
+                    <w:t xml:space="default">7,080</w:t>
                   </w:r>
                 </w:p>
               </w:tc>
@@ -1999,7 +1735,7 @@
                       <w:rFonts w:ascii="Calibri" w:hAnsi="Calibri"/>
                       <w:sz w:val="20"/>
                     </w:rPr>
-                    <w:t xml:space="default">19</w:t>
+                    <w:t xml:space="default">12</w:t>
                   </w:r>
                 </w:p>
               </w:tc>
@@ -2052,7 +1788,7 @@
                       <w:rFonts w:ascii="Calibri" w:hAnsi="Calibri"/>
                       <w:sz w:val="20"/>
                     </w:rPr>
-                    <w:t xml:space="default">2019-08-23</w:t>
+                    <w:t xml:space="default">2009-08-25</w:t>
                   </w:r>
                 </w:p>
               </w:tc>
@@ -2076,7 +1812,7 @@
                       <w:rFonts w:ascii="Calibri" w:hAnsi="Calibri"/>
                       <w:sz w:val="20"/>
                     </w:rPr>
-                    <w:t xml:space="default">NYL</w:t>
+                    <w:t xml:space="default">LAS</w:t>
                   </w:r>
                 </w:p>
               </w:tc>
@@ -2100,7 +1836,7 @@
                       <w:rFonts w:ascii="Calibri" w:hAnsi="Calibri"/>
                       <w:sz w:val="20"/>
                     </w:rPr>
-                    <w:t xml:space="default">ATL</w:t>
+                    <w:t xml:space="default">CHI</w:t>
                   </w:r>
                 </w:p>
               </w:tc>
@@ -2124,7 +1860,7 @@
                       <w:rFonts w:ascii="Calibri" w:hAnsi="Calibri"/>
                       <w:sz w:val="20"/>
                     </w:rPr>
-                    <w:t xml:space="default">Westchester County Center</w:t>
+                    <w:t xml:space="default">Staples Center</w:t>
                   </w:r>
                 </w:p>
               </w:tc>
@@ -2148,7 +1884,7 @@
                       <w:rFonts w:ascii="Calibri" w:hAnsi="Calibri"/>
                       <w:sz w:val="20"/>
                     </w:rPr>
-                    <w:t xml:space="default">1,831</w:t>
+                    <w:t xml:space="default">9,615</w:t>
                   </w:r>
                 </w:p>
               </w:tc>
@@ -2172,7 +1908,7 @@
                       <w:rFonts w:ascii="Calibri" w:hAnsi="Calibri"/>
                       <w:sz w:val="20"/>
                     </w:rPr>
-                    <w:t xml:space="default">-3</w:t>
+                    <w:t xml:space="default">12</w:t>
                   </w:r>
                 </w:p>
               </w:tc>
@@ -2225,7 +1961,7 @@
                       <w:rFonts w:ascii="Calibri" w:hAnsi="Calibri"/>
                       <w:sz w:val="20"/>
                     </w:rPr>
-                    <w:t xml:space="default">2005-07-15</w:t>
+                    <w:t xml:space="default">2015-06-28</w:t>
                   </w:r>
                 </w:p>
               </w:tc>
@@ -2249,7 +1985,7 @@
                       <w:rFonts w:ascii="Calibri" w:hAnsi="Calibri"/>
                       <w:sz w:val="20"/>
                     </w:rPr>
-                    <w:t xml:space="default">CON</w:t>
+                    <w:t xml:space="default">WAS</w:t>
                   </w:r>
                 </w:p>
               </w:tc>
@@ -2273,7 +2009,7 @@
                       <w:rFonts w:ascii="Calibri" w:hAnsi="Calibri"/>
                       <w:sz w:val="20"/>
                     </w:rPr>
-                    <w:t xml:space="default">HOU</w:t>
+                    <w:t xml:space="default">CHI</w:t>
                   </w:r>
                 </w:p>
               </w:tc>
@@ -2297,7 +2033,7 @@
                       <w:rFonts w:ascii="Calibri" w:hAnsi="Calibri"/>
                       <w:sz w:val="20"/>
                     </w:rPr>
-                    <w:t xml:space="default">Mohegan Sun Arena</w:t>
+                    <w:t xml:space="default">Verizon Center</w:t>
                   </w:r>
                 </w:p>
               </w:tc>
@@ -2321,7 +2057,7 @@
                       <w:rFonts w:ascii="Calibri" w:hAnsi="Calibri"/>
                       <w:sz w:val="20"/>
                     </w:rPr>
-                    <w:t xml:space="default">7,001</w:t>
+                    <w:t xml:space="default">7,400</w:t>
                   </w:r>
                 </w:p>
               </w:tc>
@@ -2345,7 +2081,7 @@
                       <w:rFonts w:ascii="Calibri" w:hAnsi="Calibri"/>
                       <w:sz w:val="20"/>
                     </w:rPr>
-                    <w:t xml:space="default">4</w:t>
+                    <w:t xml:space="default">15</w:t>
                   </w:r>
                 </w:p>
               </w:tc>
@@ -2398,7 +2134,7 @@
                       <w:rFonts w:ascii="Calibri" w:hAnsi="Calibri"/>
                       <w:sz w:val="20"/>
                     </w:rPr>
-                    <w:t xml:space="default">2010-07-24</w:t>
+                    <w:t xml:space="default">2021-06-15</w:t>
                   </w:r>
                 </w:p>
               </w:tc>
@@ -2422,7 +2158,7 @@
                       <w:rFonts w:ascii="Calibri" w:hAnsi="Calibri"/>
                       <w:sz w:val="20"/>
                     </w:rPr>
-                    <w:t xml:space="default">CON</w:t>
+                    <w:t xml:space="default">LVA</w:t>
                   </w:r>
                 </w:p>
               </w:tc>
@@ -2446,7 +2182,7 @@
                       <w:rFonts w:ascii="Calibri" w:hAnsi="Calibri"/>
                       <w:sz w:val="20"/>
                     </w:rPr>
-                    <w:t xml:space="default">LAS</w:t>
+                    <w:t xml:space="default">NYL</w:t>
                   </w:r>
                 </w:p>
               </w:tc>
@@ -2470,7 +2206,7 @@
                       <w:rFonts w:ascii="Calibri" w:hAnsi="Calibri"/>
                       <w:sz w:val="20"/>
                     </w:rPr>
-                    <w:t xml:space="default">Mohegan Sun Arena</w:t>
+                    <w:t xml:space="default">Michelob ULTRA Arena</w:t>
                   </w:r>
                 </w:p>
               </w:tc>
@@ -2494,7 +2230,7 @@
                       <w:rFonts w:ascii="Calibri" w:hAnsi="Calibri"/>
                       <w:sz w:val="20"/>
                     </w:rPr>
-                    <w:t xml:space="default">8,097</w:t>
+                    <w:t xml:space="default">2,115</w:t>
                   </w:r>
                 </w:p>
               </w:tc>
@@ -2518,7 +2254,7 @@
                       <w:rFonts w:ascii="Calibri" w:hAnsi="Calibri"/>
                       <w:sz w:val="20"/>
                     </w:rPr>
-                    <w:t xml:space="default">-9</w:t>
+                    <w:t xml:space="default">22</w:t>
                   </w:r>
                 </w:p>
               </w:tc>
@@ -2571,7 +2307,7 @@
                       <w:rFonts w:ascii="Calibri" w:hAnsi="Calibri"/>
                       <w:sz w:val="20"/>
                     </w:rPr>
-                    <w:t xml:space="default">2016-08-26</w:t>
+                    <w:t xml:space="default">2024-07-14</w:t>
                   </w:r>
                 </w:p>
               </w:tc>
@@ -2595,7 +2331,7 @@
                       <w:rFonts w:ascii="Calibri" w:hAnsi="Calibri"/>
                       <w:sz w:val="20"/>
                     </w:rPr>
-                    <w:t xml:space="default">CON</w:t>
+                    <w:t xml:space="default">WAS</w:t>
                   </w:r>
                 </w:p>
               </w:tc>
@@ -2619,7 +2355,7 @@
                       <w:rFonts w:ascii="Calibri" w:hAnsi="Calibri"/>
                       <w:sz w:val="20"/>
                     </w:rPr>
-                    <w:t xml:space="default">MIN</w:t>
+                    <w:t xml:space="default">LVA</w:t>
                   </w:r>
                 </w:p>
               </w:tc>
@@ -2643,7 +2379,7 @@
                       <w:rFonts w:ascii="Calibri" w:hAnsi="Calibri"/>
                       <w:sz w:val="20"/>
                     </w:rPr>
-                    <w:t xml:space="default">Mohegan Sun Arena</w:t>
+                    <w:t xml:space="default">Entertainment and Sports Arena</w:t>
                   </w:r>
                 </w:p>
               </w:tc>
@@ -2667,7 +2403,7 @@
                       <w:rFonts w:ascii="Calibri" w:hAnsi="Calibri"/>
                       <w:sz w:val="20"/>
                     </w:rPr>
-                    <w:t xml:space="default">7,381</w:t>
+                    <w:t xml:space="default">4,200</w:t>
                   </w:r>
                 </w:p>
               </w:tc>
@@ -2691,7 +2427,7 @@
                       <w:rFonts w:ascii="Calibri" w:hAnsi="Calibri"/>
                       <w:sz w:val="20"/>
                     </w:rPr>
-                    <w:t xml:space="default">4</w:t>
+                    <w:t xml:space="default">-12</w:t>
                   </w:r>
                 </w:p>
               </w:tc>
@@ -2744,7 +2480,7 @@
                       <w:rFonts w:ascii="Calibri" w:hAnsi="Calibri"/>
                       <w:sz w:val="20"/>
                     </w:rPr>
-                    <w:t xml:space="default">2002-08-06</w:t>
+                    <w:t xml:space="default">2016-06-22</w:t>
                   </w:r>
                 </w:p>
               </w:tc>
@@ -2768,7 +2504,7 @@
                       <w:rFonts w:ascii="Calibri" w:hAnsi="Calibri"/>
                       <w:sz w:val="20"/>
                     </w:rPr>
-                    <w:t xml:space="default">NYL</w:t>
+                    <w:t xml:space="default">ATL</w:t>
                   </w:r>
                 </w:p>
               </w:tc>
@@ -2792,7 +2528,7 @@
                       <w:rFonts w:ascii="Calibri" w:hAnsi="Calibri"/>
                       <w:sz w:val="20"/>
                     </w:rPr>
-                    <w:t xml:space="default">MIN</w:t>
+                    <w:t xml:space="default">NYL</w:t>
                   </w:r>
                 </w:p>
               </w:tc>
@@ -2816,7 +2552,7 @@
                       <w:rFonts w:ascii="Calibri" w:hAnsi="Calibri"/>
                       <w:sz w:val="20"/>
                     </w:rPr>
-                    <w:t xml:space="default">Madison Square Garden</w:t>
+                    <w:t xml:space="default">Philips Arena</w:t>
                   </w:r>
                 </w:p>
               </w:tc>
@@ -2840,7 +2576,7 @@
                       <w:rFonts w:ascii="Calibri" w:hAnsi="Calibri"/>
                       <w:sz w:val="20"/>
                     </w:rPr>
-                    <w:t xml:space="default">14,062</w:t>
+                    <w:t xml:space="default">10,345</w:t>
                   </w:r>
                 </w:p>
               </w:tc>
@@ -2864,7 +2600,7 @@
                       <w:rFonts w:ascii="Calibri" w:hAnsi="Calibri"/>
                       <w:sz w:val="20"/>
                     </w:rPr>
-                    <w:t xml:space="default">-3</w:t>
+                    <w:t xml:space="default">-11</w:t>
                   </w:r>
                 </w:p>
               </w:tc>
@@ -2902,7 +2638,7 @@
               <w:t xml:space="preserve">Sample of Game-level WNBA data. The data indicates (among other things) which teams were playing, who won, the arena, the attendance, and whether Caitlin Clark played in the game.</w:t>
             </w:r>
           </w:p>
-          <w:bookmarkEnd w:id="16"/>
+          <w:bookmarkEnd w:id="14"/>
         </w:tc>
       </w:tr>
     </w:tbl>
@@ -3055,7 +2791,7 @@
         <w:t xml:space="preserve">from the league’s overall attendance trends is one of our goals.</w:t>
       </w:r>
     </w:p>
-    <w:bookmarkStart w:id="21" w:name="cell-fig-boxplots"/>
+    <w:bookmarkStart w:id="19" w:name="cell-fig-boxplots"/>
     <w:tbl>
       <w:tblPr>
         <w:tblStyle w:val="Table"/>
@@ -3069,7 +2805,7 @@
       <w:tr>
         <w:tc>
           <w:tcPr/>
-          <w:bookmarkStart w:id="20" w:name="fig-boxplots"/>
+          <w:bookmarkStart w:id="18" w:name="fig-boxplots"/>
           <w:p>
             <w:pPr>
               <w:pStyle w:val="Compact"/>
@@ -3080,18 +2816,18 @@
                 <wp:inline>
                   <wp:extent cx="4620126" cy="3696101"/>
                   <wp:effectExtent b="0" l="0" r="0" t="0"/>
-                  <wp:docPr descr="" title="" id="18" name="Picture"/>
+                  <wp:docPr descr="" title="" id="16" name="Picture"/>
                   <a:graphic>
                     <a:graphicData uri="http://schemas.openxmlformats.org/drawingml/2006/picture">
                       <pic:pic>
                         <pic:nvPicPr>
-                          <pic:cNvPr descr="index_files/figure-docx/fig-boxplots-1.png" id="19" name="Picture"/>
+                          <pic:cNvPr descr="index_files/figure-docx/fig-boxplots-1.png" id="17" name="Picture"/>
                           <pic:cNvPicPr>
                             <a:picLocks noChangeArrowheads="1" noChangeAspect="1"/>
                           </pic:cNvPicPr>
                         </pic:nvPicPr>
                         <pic:blipFill>
-                          <a:blip r:embed="rId17"/>
+                          <a:blip r:embed="rId15"/>
                           <a:stretch>
                             <a:fillRect/>
                           </a:stretch>
@@ -3131,7 +2867,7 @@
               <w:t xml:space="preserve">Figure 1: Distribution of WNBA game attendance by season. Note that the vertical axis has a logarithmic scale. Caitlin Clark’s games in 2024-2025 are separated by color.</w:t>
             </w:r>
           </w:p>
-          <w:bookmarkEnd w:id="20"/>
+          <w:bookmarkEnd w:id="18"/>
         </w:tc>
       </w:tr>
     </w:tbl>
@@ -3161,9 +2897,9 @@
         </w:r>
       </w:hyperlink>
     </w:p>
-    <w:bookmarkEnd w:id="21"/>
-    <w:bookmarkEnd w:id="22"/>
-    <w:bookmarkStart w:id="28" w:name="sec-elo"/>
+    <w:bookmarkEnd w:id="19"/>
+    <w:bookmarkEnd w:id="20"/>
+    <w:bookmarkStart w:id="26" w:name="sec-elo"/>
     <w:p>
       <w:pPr>
         <w:pStyle w:val="Heading3"/>
@@ -3275,7 +3011,7 @@
         </m:r>
       </m:oMath>
       <w:r>
-        <w:t xml:space="preserve">, where Elo rating are typically centered at 1500.</w:t>
+        <w:t xml:space="preserve">, where Elo ratings are typically centered at 1500.</w:t>
       </w:r>
       <w:r>
         <w:t xml:space="preserve"> </w:t>
@@ -3910,7 +3646,7 @@
         <w:t xml:space="preserve">The recent poor performance of the Los Angeles Sparks, the 2010 dominance of the Seattle Storm, and the recent rise of the New York Liberty and Indiana Fever are easily visible.</w:t>
       </w:r>
     </w:p>
-    <w:bookmarkStart w:id="27" w:name="cell-fig-elo"/>
+    <w:bookmarkStart w:id="25" w:name="cell-fig-elo"/>
     <w:tbl>
       <w:tblPr>
         <w:tblStyle w:val="Table"/>
@@ -3924,7 +3660,7 @@
       <w:tr>
         <w:tc>
           <w:tcPr/>
-          <w:bookmarkStart w:id="26" w:name="fig-elo"/>
+          <w:bookmarkStart w:id="24" w:name="fig-elo"/>
           <w:p>
             <w:pPr>
               <w:pStyle w:val="Compact"/>
@@ -3935,18 +3671,18 @@
                 <wp:inline>
                   <wp:extent cx="4620126" cy="3696101"/>
                   <wp:effectExtent b="0" l="0" r="0" t="0"/>
-                  <wp:docPr descr="" title="" id="24" name="Picture"/>
+                  <wp:docPr descr="" title="" id="22" name="Picture"/>
                   <a:graphic>
                     <a:graphicData uri="http://schemas.openxmlformats.org/drawingml/2006/picture">
                       <pic:pic>
                         <pic:nvPicPr>
-                          <pic:cNvPr descr="index_files/figure-docx/fig-elo-1.png" id="25" name="Picture"/>
+                          <pic:cNvPr descr="index_files/figure-docx/fig-elo-1.png" id="23" name="Picture"/>
                           <pic:cNvPicPr>
                             <a:picLocks noChangeArrowheads="1" noChangeAspect="1"/>
                           </pic:cNvPicPr>
                         </pic:nvPicPr>
                         <pic:blipFill>
-                          <a:blip r:embed="rId23"/>
+                          <a:blip r:embed="rId21"/>
                           <a:stretch>
                             <a:fillRect/>
                           </a:stretch>
@@ -3986,7 +3722,7 @@
               <w:t xml:space="preserve">Figure 2: Evolution of team Elo ratings in the WNBA (1997-2025). Only franchises active in 2024 are shown. The recent poor performance of the Los Angeles Sparks, the 2010 dominance of the Seattle Storm, and the recent rise of the New York Liberty and Indiana Fever are easily visible. Note that all franchises begin with a 1500 rating.</w:t>
             </w:r>
           </w:p>
-          <w:bookmarkEnd w:id="26"/>
+          <w:bookmarkEnd w:id="24"/>
         </w:tc>
       </w:tr>
     </w:tbl>
@@ -4016,9 +3752,9 @@
         </w:r>
       </w:hyperlink>
     </w:p>
-    <w:bookmarkEnd w:id="27"/>
-    <w:bookmarkEnd w:id="28"/>
-    <w:bookmarkStart w:id="30" w:name="estimating-home-win-probability"/>
+    <w:bookmarkEnd w:id="25"/>
+    <w:bookmarkEnd w:id="26"/>
+    <w:bookmarkStart w:id="28" w:name="estimating-home-win-probability"/>
     <w:p>
       <w:pPr>
         <w:pStyle w:val="Heading3"/>
@@ -4408,7 +4144,7 @@
       <w:tr>
         <w:tc>
           <w:tcPr/>
-          <w:bookmarkStart w:id="29" w:name="tbl-calibrate"/>
+          <w:bookmarkStart w:id="27" w:name="tbl-calibrate"/>
           <w:p>
             <w:pPr>
               <w:jc w:val="center"/>
@@ -5869,7 +5605,7 @@
               </w:tc>
             </w:tr>
           </w:tbl>
-          <w:bookmarkEnd w:id="29"/>
+          <w:bookmarkEnd w:id="27"/>
         </w:tc>
       </w:tr>
     </w:tbl>
@@ -5899,9 +5635,9 @@
         </w:r>
       </w:hyperlink>
     </w:p>
-    <w:bookmarkEnd w:id="30"/>
-    <w:bookmarkEnd w:id="31"/>
-    <w:bookmarkStart w:id="49" w:name="methods"/>
+    <w:bookmarkEnd w:id="28"/>
+    <w:bookmarkEnd w:id="29"/>
+    <w:bookmarkStart w:id="47" w:name="methods"/>
     <w:p>
       <w:pPr>
         <w:pStyle w:val="Heading2"/>
@@ -5965,13 +5701,7 @@
         <w:pStyle w:val="BodyText"/>
       </w:pPr>
       <w:r>
-        <w:t xml:space="preserve">We also know the arena in which the game took place and the capacity of that arena.</w:t>
-      </w:r>
-      <w:r>
-        <w:t xml:space="preserve"> </w:t>
-      </w:r>
-      <w:r>
-        <w:t xml:space="preserve">Thus, and alternative response variable is percentage of arena capacity filled (</w:t>
+        <w:t xml:space="preserve">Since we know the arena in which the game took place and the capacity of that arena, we developed an alternative response variable- percentage of arena capacity filled (</w:t>
       </w:r>
       <m:oMath>
         <m:r>
@@ -5982,7 +5712,7 @@
         <w:t xml:space="preserve">).</w:t>
       </w:r>
     </w:p>
-    <w:bookmarkStart w:id="42" w:name="response-variables"/>
+    <w:bookmarkStart w:id="40" w:name="response-variables"/>
     <w:p>
       <w:pPr>
         <w:pStyle w:val="Heading3"/>
@@ -6019,7 +5749,7 @@
         <w:t xml:space="preserve">In most years, the slope appears to be positive.</w:t>
       </w:r>
     </w:p>
-    <w:bookmarkStart w:id="36" w:name="cell-fig-attendance-year"/>
+    <w:bookmarkStart w:id="34" w:name="cell-fig-attendance-year"/>
     <w:tbl>
       <w:tblPr>
         <w:tblStyle w:val="Table"/>
@@ -6033,7 +5763,7 @@
       <w:tr>
         <w:tc>
           <w:tcPr/>
-          <w:bookmarkStart w:id="35" w:name="fig-attendance-year"/>
+          <w:bookmarkStart w:id="33" w:name="fig-attendance-year"/>
           <w:p>
             <w:pPr>
               <w:pStyle w:val="Compact"/>
@@ -6044,18 +5774,18 @@
                 <wp:inline>
                   <wp:extent cx="4620126" cy="3696101"/>
                   <wp:effectExtent b="0" l="0" r="0" t="0"/>
-                  <wp:docPr descr="" title="" id="33" name="Picture"/>
+                  <wp:docPr descr="" title="" id="31" name="Picture"/>
                   <a:graphic>
                     <a:graphicData uri="http://schemas.openxmlformats.org/drawingml/2006/picture">
                       <pic:pic>
                         <pic:nvPicPr>
-                          <pic:cNvPr descr="index_files/figure-docx/fig-attendance-year-1.png" id="34" name="Picture"/>
+                          <pic:cNvPr descr="index_files/figure-docx/fig-attendance-year-1.png" id="32" name="Picture"/>
                           <pic:cNvPicPr>
                             <a:picLocks noChangeArrowheads="1" noChangeAspect="1"/>
                           </pic:cNvPicPr>
                         </pic:nvPicPr>
                         <pic:blipFill>
-                          <a:blip r:embed="rId32"/>
+                          <a:blip r:embed="rId30"/>
                           <a:stretch>
                             <a:fillRect/>
                           </a:stretch>
@@ -6095,7 +5825,7 @@
               <w:t xml:space="preserve">Figure 3: WNBA attendance by season, against estimated home win probability. We note that in most years, the slope of the association appears to be positive.</w:t>
             </w:r>
           </w:p>
-          <w:bookmarkEnd w:id="35"/>
+          <w:bookmarkEnd w:id="33"/>
         </w:tc>
       </w:tr>
     </w:tbl>
@@ -6125,7 +5855,7 @@
         </w:r>
       </w:hyperlink>
     </w:p>
-    <w:bookmarkEnd w:id="36"/>
+    <w:bookmarkEnd w:id="34"/>
     <w:p>
       <w:pPr>
         <w:pStyle w:val="BodyText"/>
@@ -6160,7 +5890,7 @@
         <w:t xml:space="preserve">Those sellouts are much more frequent in the last two years of data, and many of the sellouts involve Caitlin Clark.</w:t>
       </w:r>
     </w:p>
-    <w:bookmarkStart w:id="41" w:name="cell-fig-capacity-year"/>
+    <w:bookmarkStart w:id="39" w:name="cell-fig-capacity-year"/>
     <w:tbl>
       <w:tblPr>
         <w:tblStyle w:val="Table"/>
@@ -6174,7 +5904,7 @@
       <w:tr>
         <w:tc>
           <w:tcPr/>
-          <w:bookmarkStart w:id="40" w:name="fig-capacity-year"/>
+          <w:bookmarkStart w:id="38" w:name="fig-capacity-year"/>
           <w:p>
             <w:pPr>
               <w:pStyle w:val="Compact"/>
@@ -6185,18 +5915,18 @@
                 <wp:inline>
                   <wp:extent cx="4620126" cy="3696101"/>
                   <wp:effectExtent b="0" l="0" r="0" t="0"/>
-                  <wp:docPr descr="" title="" id="38" name="Picture"/>
+                  <wp:docPr descr="" title="" id="36" name="Picture"/>
                   <a:graphic>
                     <a:graphicData uri="http://schemas.openxmlformats.org/drawingml/2006/picture">
                       <pic:pic>
                         <pic:nvPicPr>
-                          <pic:cNvPr descr="index_files/figure-docx/fig-capacity-year-1.png" id="39" name="Picture"/>
+                          <pic:cNvPr descr="index_files/figure-docx/fig-capacity-year-1.png" id="37" name="Picture"/>
                           <pic:cNvPicPr>
                             <a:picLocks noChangeArrowheads="1" noChangeAspect="1"/>
                           </pic:cNvPicPr>
                         </pic:nvPicPr>
                         <pic:blipFill>
-                          <a:blip r:embed="rId37"/>
+                          <a:blip r:embed="rId35"/>
                           <a:stretch>
                             <a:fillRect/>
                           </a:stretch>
@@ -6236,7 +5966,7 @@
               <w:t xml:space="preserve">Figure 4: WNBA percentage of arena capacity filled by season, against estimated home win probability. We note the edge effects caused by sellouts, which occur much more frequently in 2024 and 2025.</w:t>
             </w:r>
           </w:p>
-          <w:bookmarkEnd w:id="40"/>
+          <w:bookmarkEnd w:id="38"/>
         </w:tc>
       </w:tr>
     </w:tbl>
@@ -6266,7 +5996,7 @@
         </w:r>
       </w:hyperlink>
     </w:p>
-    <w:bookmarkEnd w:id="41"/>
+    <w:bookmarkEnd w:id="39"/>
     <w:p>
       <w:pPr>
         <w:pStyle w:val="BodyText"/>
@@ -6281,8 +6011,8 @@
         <w:t xml:space="preserve">Similarly, because the percentage of arena capacity are bound above by 1 and below by 0, we employ a Tobit regression model.</w:t>
       </w:r>
     </w:p>
-    <w:bookmarkEnd w:id="42"/>
-    <w:bookmarkStart w:id="43" w:name="sec-fan"/>
+    <w:bookmarkEnd w:id="40"/>
+    <w:bookmarkStart w:id="41" w:name="sec-fan"/>
     <w:p>
       <w:pPr>
         <w:pStyle w:val="Heading3"/>
@@ -6926,7 +6656,7 @@
         </w:numPr>
       </w:pPr>
       <w:r>
-        <w:t xml:space="preserve">Uncertainty outcome hypothesis: fans may wish to attend a game for which the outcome is unclear. We model this as (</w:t>
+        <w:t xml:space="preserve">Uncertainty of outcome hypothesis: fans may wish to attend a game for which the outcome is unclear. We model this as (</w:t>
       </w:r>
       <m:oMath>
         <m:sSub>
@@ -7124,8 +6854,8 @@
         <w:t xml:space="preserve">)</w:t>
       </w:r>
     </w:p>
-    <w:bookmarkEnd w:id="43"/>
-    <w:bookmarkStart w:id="45" w:name="sec-control"/>
+    <w:bookmarkEnd w:id="41"/>
+    <w:bookmarkStart w:id="43" w:name="sec-control"/>
     <w:p>
       <w:pPr>
         <w:pStyle w:val="Heading3"/>
@@ -7253,7 +6983,7 @@
         <w:rPr>
           <w:rStyle w:val="FootnoteReference"/>
         </w:rPr>
-        <w:footnoteReference w:id="44"/>
+        <w:footnoteReference w:id="42"/>
       </w:r>
       <w:r>
         <w:t xml:space="preserve">.</w:t>
@@ -7273,8 +7003,8 @@
         <w:t xml:space="preserve">).</w:t>
       </w:r>
     </w:p>
-    <w:bookmarkEnd w:id="45"/>
-    <w:bookmarkStart w:id="46" w:name="interaction"/>
+    <w:bookmarkEnd w:id="43"/>
+    <w:bookmarkStart w:id="44" w:name="interaction"/>
     <w:p>
       <w:pPr>
         <w:pStyle w:val="Heading3"/>
@@ -7331,8 +7061,8 @@
         <w:t xml:space="preserve">).</w:t>
       </w:r>
     </w:p>
-    <w:bookmarkEnd w:id="46"/>
-    <w:bookmarkStart w:id="47" w:name="sec-mod-attend"/>
+    <w:bookmarkEnd w:id="44"/>
+    <w:bookmarkStart w:id="45" w:name="sec-mod-attend"/>
     <w:p>
       <w:pPr>
         <w:pStyle w:val="Heading3"/>
@@ -8298,8 +8028,8 @@
         <w:t xml:space="preserve">We also excluded all data from the 2020 and 2021 seasons, since there were no fans allowed in all or parts of both seasons.</w:t>
       </w:r>
     </w:p>
-    <w:bookmarkEnd w:id="47"/>
-    <w:bookmarkStart w:id="48" w:name="sec-mod-cap"/>
+    <w:bookmarkEnd w:id="45"/>
+    <w:bookmarkStart w:id="46" w:name="sec-mod-cap"/>
     <w:p>
       <w:pPr>
         <w:pStyle w:val="Heading3"/>
@@ -8330,9 +8060,9 @@
         <w:t xml:space="preserve">as the response, but the in Tobit framework.</w:t>
       </w:r>
     </w:p>
-    <w:bookmarkEnd w:id="48"/>
-    <w:bookmarkEnd w:id="49"/>
-    <w:bookmarkStart w:id="78" w:name="results"/>
+    <w:bookmarkEnd w:id="46"/>
+    <w:bookmarkEnd w:id="47"/>
+    <w:bookmarkStart w:id="76" w:name="results"/>
     <w:p>
       <w:pPr>
         <w:pStyle w:val="Heading2"/>
@@ -8367,7 +8097,7 @@
         </w:r>
       </w:hyperlink>
     </w:p>
-    <w:bookmarkStart w:id="63" w:name="sec-attend"/>
+    <w:bookmarkStart w:id="61" w:name="sec-attend"/>
     <w:p>
       <w:pPr>
         <w:pStyle w:val="Heading3"/>
@@ -8484,7 +8214,7 @@
       <w:tr>
         <w:tc>
           <w:tcPr/>
-          <w:bookmarkStart w:id="50" w:name="tbl-coefs"/>
+          <w:bookmarkStart w:id="48" w:name="tbl-coefs"/>
           <w:p>
             <w:pPr>
               <w:jc w:val="center"/>
@@ -9797,7 +9527,7 @@
               </w:tc>
             </w:tr>
           </w:tbl>
-          <w:bookmarkEnd w:id="50"/>
+          <w:bookmarkEnd w:id="48"/>
           <w:p/>
         </w:tc>
       </w:tr>
@@ -9931,7 +9661,7 @@
       <w:tr>
         <w:tc>
           <w:tcPr/>
-          <w:bookmarkStart w:id="51" w:name="tbl-anova"/>
+          <w:bookmarkStart w:id="49" w:name="tbl-anova"/>
           <w:p>
             <w:pPr>
               <w:jc w:val="center"/>
@@ -12569,7 +12299,7 @@
               </w:tc>
             </w:tr>
           </w:tbl>
-          <w:bookmarkEnd w:id="51"/>
+          <w:bookmarkEnd w:id="49"/>
           <w:p/>
         </w:tc>
       </w:tr>
@@ -12684,7 +12414,7 @@
       <w:tr>
         <w:tc>
           <w:tcPr/>
-          <w:bookmarkStart w:id="52" w:name="tbl-glance"/>
+          <w:bookmarkStart w:id="50" w:name="tbl-glance"/>
           <w:p>
             <w:pPr>
               <w:jc w:val="center"/>
@@ -13408,7 +13138,7 @@
               </w:tc>
             </w:tr>
           </w:tbl>
-          <w:bookmarkEnd w:id="52"/>
+          <w:bookmarkEnd w:id="50"/>
           <w:p/>
         </w:tc>
       </w:tr>
@@ -13476,7 +13206,7 @@
         <w:t xml:space="preserve">On the other hand, it seems unlikely that the league would have achieved record high attendance without Clark.</w:t>
       </w:r>
     </w:p>
-    <w:bookmarkStart w:id="57" w:name="cell-fig-season-coefs"/>
+    <w:bookmarkStart w:id="55" w:name="cell-fig-season-coefs"/>
     <w:tbl>
       <w:tblPr>
         <w:tblStyle w:val="Table"/>
@@ -13490,7 +13220,7 @@
       <w:tr>
         <w:tc>
           <w:tcPr/>
-          <w:bookmarkStart w:id="56" w:name="fig-season-coefs"/>
+          <w:bookmarkStart w:id="54" w:name="fig-season-coefs"/>
           <w:p>
             <w:pPr>
               <w:pStyle w:val="Compact"/>
@@ -13501,18 +13231,18 @@
                 <wp:inline>
                   <wp:extent cx="4620126" cy="3696101"/>
                   <wp:effectExtent b="0" l="0" r="0" t="0"/>
-                  <wp:docPr descr="" title="" id="54" name="Picture"/>
+                  <wp:docPr descr="" title="" id="52" name="Picture"/>
                   <a:graphic>
                     <a:graphicData uri="http://schemas.openxmlformats.org/drawingml/2006/picture">
                       <pic:pic>
                         <pic:nvPicPr>
-                          <pic:cNvPr descr="index_files/figure-docx/fig-season-coefs-1.png" id="55" name="Picture"/>
+                          <pic:cNvPr descr="index_files/figure-docx/fig-season-coefs-1.png" id="53" name="Picture"/>
                           <pic:cNvPicPr>
                             <a:picLocks noChangeArrowheads="1" noChangeAspect="1"/>
                           </pic:cNvPicPr>
                         </pic:nvPicPr>
                         <pic:blipFill>
-                          <a:blip r:embed="rId53"/>
+                          <a:blip r:embed="rId51"/>
                           <a:stretch>
                             <a:fillRect/>
                           </a:stretch>
@@ -13552,7 +13282,7 @@
               <w:t xml:space="preserve">Figure 5: Estimated season-level fixed effects for natural logarithm of attendance models.</w:t>
             </w:r>
           </w:p>
-          <w:bookmarkEnd w:id="56"/>
+          <w:bookmarkEnd w:id="54"/>
         </w:tc>
       </w:tr>
     </w:tbl>
@@ -13582,7 +13312,7 @@
         </w:r>
       </w:hyperlink>
     </w:p>
-    <w:bookmarkEnd w:id="57"/>
+    <w:bookmarkEnd w:id="55"/>
     <w:p>
       <w:pPr>
         <w:pStyle w:val="BodyText"/>
@@ -13718,7 +13448,7 @@
         <w:t xml:space="preserve">are now positive, although it is difficult to assess the long-term trend due to the pandemic being only a few years past.</w:t>
       </w:r>
     </w:p>
-    <w:bookmarkStart w:id="62" w:name="cell-fig-season-slopes"/>
+    <w:bookmarkStart w:id="60" w:name="cell-fig-season-slopes"/>
     <w:tbl>
       <w:tblPr>
         <w:tblStyle w:val="Table"/>
@@ -13732,7 +13462,7 @@
       <w:tr>
         <w:tc>
           <w:tcPr/>
-          <w:bookmarkStart w:id="61" w:name="fig-season-slopes"/>
+          <w:bookmarkStart w:id="59" w:name="fig-season-slopes"/>
           <w:p>
             <w:pPr>
               <w:pStyle w:val="Compact"/>
@@ -13743,18 +13473,18 @@
                 <wp:inline>
                   <wp:extent cx="4620126" cy="3696101"/>
                   <wp:effectExtent b="0" l="0" r="0" t="0"/>
-                  <wp:docPr descr="" title="" id="59" name="Picture"/>
+                  <wp:docPr descr="" title="" id="57" name="Picture"/>
                   <a:graphic>
                     <a:graphicData uri="http://schemas.openxmlformats.org/drawingml/2006/picture">
                       <pic:pic>
                         <pic:nvPicPr>
-                          <pic:cNvPr descr="index_files/figure-docx/fig-season-slopes-1.png" id="60" name="Picture"/>
+                          <pic:cNvPr descr="index_files/figure-docx/fig-season-slopes-1.png" id="58" name="Picture"/>
                           <pic:cNvPicPr>
                             <a:picLocks noChangeArrowheads="1" noChangeAspect="1"/>
                           </pic:cNvPicPr>
                         </pic:nvPicPr>
                         <pic:blipFill>
-                          <a:blip r:embed="rId58"/>
+                          <a:blip r:embed="rId56"/>
                           <a:stretch>
                             <a:fillRect/>
                           </a:stretch>
@@ -13794,7 +13524,7 @@
               <w:t xml:space="preserve">Figure 6: Estimated season-level changes in slopes for natural logarithm of attendance models.</w:t>
             </w:r>
           </w:p>
-          <w:bookmarkEnd w:id="61"/>
+          <w:bookmarkEnd w:id="59"/>
         </w:tc>
       </w:tr>
     </w:tbl>
@@ -13824,9 +13554,9 @@
         </w:r>
       </w:hyperlink>
     </w:p>
-    <w:bookmarkEnd w:id="62"/>
-    <w:bookmarkEnd w:id="63"/>
-    <w:bookmarkStart w:id="77" w:name="percentage-of-arena-capacity"/>
+    <w:bookmarkEnd w:id="60"/>
+    <w:bookmarkEnd w:id="61"/>
+    <w:bookmarkStart w:id="75" w:name="percentage-of-arena-capacity"/>
     <w:p>
       <w:pPr>
         <w:pStyle w:val="Heading3"/>
@@ -13927,7 +13657,7 @@
       <w:tr>
         <w:tc>
           <w:tcPr/>
-          <w:bookmarkStart w:id="64" w:name="tbl-coefs2"/>
+          <w:bookmarkStart w:id="62" w:name="tbl-coefs2"/>
           <w:p>
             <w:pPr>
               <w:jc w:val="center"/>
@@ -15240,7 +14970,7 @@
               </w:tc>
             </w:tr>
           </w:tbl>
-          <w:bookmarkEnd w:id="64"/>
+          <w:bookmarkEnd w:id="62"/>
           <w:p/>
         </w:tc>
       </w:tr>
@@ -15303,7 +15033,7 @@
       <w:tr>
         <w:tc>
           <w:tcPr/>
-          <w:bookmarkStart w:id="65" w:name="tbl-glance2"/>
+          <w:bookmarkStart w:id="63" w:name="tbl-glance2"/>
           <w:p>
             <w:pPr>
               <w:jc w:val="center"/>
@@ -15815,7 +15545,7 @@
               </w:tc>
             </w:tr>
           </w:tbl>
-          <w:bookmarkEnd w:id="65"/>
+          <w:bookmarkEnd w:id="63"/>
           <w:p/>
         </w:tc>
       </w:tr>
@@ -15878,7 +15608,7 @@
       <w:tr>
         <w:tc>
           <w:tcPr/>
-          <w:bookmarkStart w:id="66" w:name="tbl-anova2"/>
+          <w:bookmarkStart w:id="64" w:name="tbl-anova2"/>
           <w:p>
             <w:pPr>
               <w:jc w:val="center"/>
@@ -18516,7 +18246,7 @@
               </w:tc>
             </w:tr>
           </w:tbl>
-          <w:bookmarkEnd w:id="66"/>
+          <w:bookmarkEnd w:id="64"/>
           <w:p/>
         </w:tc>
       </w:tr>
@@ -18566,7 +18296,7 @@
         <w:t xml:space="preserve">shows that…</w:t>
       </w:r>
     </w:p>
-    <w:bookmarkStart w:id="71" w:name="cell-fig-season-coefs2"/>
+    <w:bookmarkStart w:id="69" w:name="cell-fig-season-coefs2"/>
     <w:tbl>
       <w:tblPr>
         <w:tblStyle w:val="Table"/>
@@ -18580,7 +18310,7 @@
       <w:tr>
         <w:tc>
           <w:tcPr/>
-          <w:bookmarkStart w:id="70" w:name="fig-season-coefs2"/>
+          <w:bookmarkStart w:id="68" w:name="fig-season-coefs2"/>
           <w:p>
             <w:pPr>
               <w:pStyle w:val="Compact"/>
@@ -18591,18 +18321,18 @@
                 <wp:inline>
                   <wp:extent cx="4620126" cy="3696101"/>
                   <wp:effectExtent b="0" l="0" r="0" t="0"/>
-                  <wp:docPr descr="" title="" id="68" name="Picture"/>
+                  <wp:docPr descr="" title="" id="66" name="Picture"/>
                   <a:graphic>
                     <a:graphicData uri="http://schemas.openxmlformats.org/drawingml/2006/picture">
                       <pic:pic>
                         <pic:nvPicPr>
-                          <pic:cNvPr descr="index_files/figure-docx/fig-season-coefs2-1.png" id="69" name="Picture"/>
+                          <pic:cNvPr descr="index_files/figure-docx/fig-season-coefs2-1.png" id="67" name="Picture"/>
                           <pic:cNvPicPr>
                             <a:picLocks noChangeArrowheads="1" noChangeAspect="1"/>
                           </pic:cNvPicPr>
                         </pic:nvPicPr>
                         <pic:blipFill>
-                          <a:blip r:embed="rId67"/>
+                          <a:blip r:embed="rId65"/>
                           <a:stretch>
                             <a:fillRect/>
                           </a:stretch>
@@ -18642,7 +18372,7 @@
               <w:t xml:space="preserve">Figure 7: Estimated season-level fixed effects for percentage of arena capacity models.</w:t>
             </w:r>
           </w:p>
-          <w:bookmarkEnd w:id="70"/>
+          <w:bookmarkEnd w:id="68"/>
         </w:tc>
       </w:tr>
     </w:tbl>
@@ -18672,7 +18402,7 @@
         </w:r>
       </w:hyperlink>
     </w:p>
-    <w:bookmarkEnd w:id="71"/>
+    <w:bookmarkEnd w:id="69"/>
     <w:p>
       <w:pPr>
         <w:pStyle w:val="BodyText"/>
@@ -18692,7 +18422,7 @@
         <w:t xml:space="preserve">shows that…</w:t>
       </w:r>
     </w:p>
-    <w:bookmarkStart w:id="76" w:name="cell-fig-season-slopes2"/>
+    <w:bookmarkStart w:id="74" w:name="cell-fig-season-slopes2"/>
     <w:tbl>
       <w:tblPr>
         <w:tblStyle w:val="Table"/>
@@ -18706,7 +18436,7 @@
       <w:tr>
         <w:tc>
           <w:tcPr/>
-          <w:bookmarkStart w:id="75" w:name="fig-season-slopes2"/>
+          <w:bookmarkStart w:id="73" w:name="fig-season-slopes2"/>
           <w:p>
             <w:pPr>
               <w:pStyle w:val="Compact"/>
@@ -18717,18 +18447,18 @@
                 <wp:inline>
                   <wp:extent cx="4620126" cy="3696101"/>
                   <wp:effectExtent b="0" l="0" r="0" t="0"/>
-                  <wp:docPr descr="" title="" id="73" name="Picture"/>
+                  <wp:docPr descr="" title="" id="71" name="Picture"/>
                   <a:graphic>
                     <a:graphicData uri="http://schemas.openxmlformats.org/drawingml/2006/picture">
                       <pic:pic>
                         <pic:nvPicPr>
-                          <pic:cNvPr descr="index_files/figure-docx/fig-season-slopes2-1.png" id="74" name="Picture"/>
+                          <pic:cNvPr descr="index_files/figure-docx/fig-season-slopes2-1.png" id="72" name="Picture"/>
                           <pic:cNvPicPr>
                             <a:picLocks noChangeArrowheads="1" noChangeAspect="1"/>
                           </pic:cNvPicPr>
                         </pic:nvPicPr>
                         <pic:blipFill>
-                          <a:blip r:embed="rId72"/>
+                          <a:blip r:embed="rId70"/>
                           <a:stretch>
                             <a:fillRect/>
                           </a:stretch>
@@ -18768,7 +18498,7 @@
               <w:t xml:space="preserve">Figure 8: Estimated season-level changes in slopes for percentage of arena capacity models.</w:t>
             </w:r>
           </w:p>
-          <w:bookmarkEnd w:id="75"/>
+          <w:bookmarkEnd w:id="73"/>
         </w:tc>
       </w:tr>
     </w:tbl>
@@ -18798,10 +18528,10 @@
         </w:r>
       </w:hyperlink>
     </w:p>
+    <w:bookmarkEnd w:id="74"/>
+    <w:bookmarkEnd w:id="75"/>
     <w:bookmarkEnd w:id="76"/>
-    <w:bookmarkEnd w:id="77"/>
-    <w:bookmarkEnd w:id="78"/>
-    <w:bookmarkStart w:id="82" w:name="conclusion"/>
+    <w:bookmarkStart w:id="80" w:name="conclusion"/>
     <w:p>
       <w:pPr>
         <w:pStyle w:val="Heading2"/>
@@ -18810,7 +18540,7 @@
         <w:t xml:space="preserve">5 Conclusion</w:t>
       </w:r>
     </w:p>
-    <w:bookmarkStart w:id="79" w:name="limitations"/>
+    <w:bookmarkStart w:id="77" w:name="limitations"/>
     <w:p>
       <w:pPr>
         <w:pStyle w:val="Heading3"/>
@@ -18842,8 +18572,8 @@
         <w:t xml:space="preserve">We also considered fitting a Beta regression model with a logit link function, and converting the fixed effects for seasons to random effects, but those models didn’t converge.</w:t>
       </w:r>
     </w:p>
-    <w:bookmarkEnd w:id="79"/>
-    <w:bookmarkStart w:id="80" w:name="future-work"/>
+    <w:bookmarkEnd w:id="77"/>
+    <w:bookmarkStart w:id="78" w:name="future-work"/>
     <w:p>
       <w:pPr>
         <w:pStyle w:val="Heading3"/>
@@ -18852,8 +18582,8 @@
         <w:t xml:space="preserve">5.2 Future work</w:t>
       </w:r>
     </w:p>
-    <w:bookmarkEnd w:id="80"/>
-    <w:bookmarkStart w:id="81" w:name="discussion"/>
+    <w:bookmarkEnd w:id="78"/>
+    <w:bookmarkStart w:id="79" w:name="discussion"/>
     <w:p>
       <w:pPr>
         <w:pStyle w:val="Heading3"/>
@@ -18862,9 +18592,9 @@
         <w:t xml:space="preserve">5.3 Discussion</w:t>
       </w:r>
     </w:p>
-    <w:bookmarkEnd w:id="81"/>
-    <w:bookmarkEnd w:id="82"/>
-    <w:bookmarkStart w:id="143" w:name="references"/>
+    <w:bookmarkEnd w:id="79"/>
+    <w:bookmarkEnd w:id="80"/>
+    <w:bookmarkStart w:id="133" w:name="references"/>
     <w:p>
       <w:pPr>
         <w:pStyle w:val="Heading2"/>
@@ -18873,8 +18603,8 @@
         <w:t xml:space="preserve">References</w:t>
       </w:r>
     </w:p>
-    <w:bookmarkStart w:id="142" w:name="refs"/>
-    <w:bookmarkStart w:id="84" w:name="ref-AcrossTheTimeline_WNBA_Attendance"/>
+    <w:bookmarkStart w:id="132" w:name="refs"/>
+    <w:bookmarkStart w:id="82" w:name="ref-AcrossTheTimeline_WNBA_Attendance"/>
     <w:p>
       <w:pPr>
         <w:pStyle w:val="Bibliography"/>
@@ -18898,7 +18628,7 @@
       <w:r>
         <w:t xml:space="preserve"> </w:t>
       </w:r>
-      <w:hyperlink r:id="rId83">
+      <w:hyperlink r:id="rId81">
         <w:r>
           <w:rPr>
             <w:rStyle w:val="Hyperlink"/>
@@ -18912,7 +18642,7 @@
       <w:r>
         <w:t xml:space="preserve"> </w:t>
       </w:r>
-      <w:hyperlink r:id="rId83">
+      <w:hyperlink r:id="rId81">
         <w:r>
           <w:rPr>
             <w:rStyle w:val="Hyperlink"/>
@@ -18924,54 +18654,8 @@
         <w:t xml:space="preserve">.</w:t>
       </w:r>
     </w:p>
-    <w:bookmarkEnd w:id="84"/>
-    <w:bookmarkStart w:id="86" w:name="ref-AghaBerri2023"/>
-    <w:p>
-      <w:pPr>
-        <w:pStyle w:val="Bibliography"/>
-      </w:pPr>
-      <w:r>
-        <w:t xml:space="preserve">Agha, Nola, and David Berri. 2023.</w:t>
-      </w:r>
-      <w:r>
-        <w:t xml:space="preserve"> </w:t>
-      </w:r>
-      <w:r>
-        <w:t xml:space="preserve">“Demand for Basketball: A Comparison of the WNBA and NBA.”</w:t>
-      </w:r>
-      <w:r>
-        <w:t xml:space="preserve"> </w:t>
-      </w:r>
-      <w:r>
-        <w:rPr>
-          <w:i/>
-          <w:iCs/>
-        </w:rPr>
-        <w:t xml:space="preserve">International Journal of Sport Finance</w:t>
-      </w:r>
-      <w:r>
-        <w:t xml:space="preserve"> </w:t>
-      </w:r>
-      <w:r>
-        <w:t xml:space="preserve">18 (1): 35–44.</w:t>
-      </w:r>
-      <w:r>
-        <w:t xml:space="preserve"> </w:t>
-      </w:r>
-      <w:hyperlink r:id="rId85">
-        <w:r>
-          <w:rPr>
-            <w:rStyle w:val="Hyperlink"/>
-          </w:rPr>
-          <w:t xml:space="preserve">https://doi.org/10.32731/IJSF/181.022023.03</w:t>
-        </w:r>
-      </w:hyperlink>
-      <w:r>
-        <w:t xml:space="preserve">.</w:t>
-      </w:r>
-    </w:p>
-    <w:bookmarkEnd w:id="86"/>
-    <w:bookmarkStart w:id="88" w:name="ref-baade1990analysis"/>
+    <w:bookmarkEnd w:id="82"/>
+    <w:bookmarkStart w:id="84" w:name="ref-baade1990analysis"/>
     <w:p>
       <w:pPr>
         <w:pStyle w:val="Bibliography"/>
@@ -19004,7 +18688,7 @@
       <w:r>
         <w:t xml:space="preserve"> </w:t>
       </w:r>
-      <w:hyperlink r:id="rId87">
+      <w:hyperlink r:id="rId83">
         <w:r>
           <w:rPr>
             <w:rStyle w:val="Hyperlink"/>
@@ -19016,8 +18700,8 @@
         <w:t xml:space="preserve">.</w:t>
       </w:r>
     </w:p>
-    <w:bookmarkEnd w:id="88"/>
-    <w:bookmarkStart w:id="90" w:name="ref-clapp2005long"/>
+    <w:bookmarkEnd w:id="84"/>
+    <w:bookmarkStart w:id="86" w:name="ref-clapp2005long"/>
     <w:p>
       <w:pPr>
         <w:pStyle w:val="Bibliography"/>
@@ -19050,7 +18734,7 @@
       <w:r>
         <w:t xml:space="preserve"> </w:t>
       </w:r>
-      <w:hyperlink r:id="rId89">
+      <w:hyperlink r:id="rId85">
         <w:r>
           <w:rPr>
             <w:rStyle w:val="Hyperlink"/>
@@ -19062,8 +18746,8 @@
         <w:t xml:space="preserve">.</w:t>
       </w:r>
     </w:p>
-    <w:bookmarkEnd w:id="90"/>
-    <w:bookmarkStart w:id="92" w:name="ref-CoatesHumphreysZhou2014"/>
+    <w:bookmarkEnd w:id="86"/>
+    <w:bookmarkStart w:id="88" w:name="ref-CoatesHumphreysZhou2014"/>
     <w:p>
       <w:pPr>
         <w:pStyle w:val="Bibliography"/>
@@ -19096,7 +18780,7 @@
       <w:r>
         <w:t xml:space="preserve"> </w:t>
       </w:r>
-      <w:hyperlink r:id="rId91">
+      <w:hyperlink r:id="rId87">
         <w:r>
           <w:rPr>
             <w:rStyle w:val="Hyperlink"/>
@@ -19108,8 +18792,8 @@
         <w:t xml:space="preserve">.</w:t>
       </w:r>
     </w:p>
-    <w:bookmarkEnd w:id="92"/>
-    <w:bookmarkStart w:id="94" w:name="ref-davis2008interaction"/>
+    <w:bookmarkEnd w:id="88"/>
+    <w:bookmarkStart w:id="90" w:name="ref-davis2008interaction"/>
     <w:p>
       <w:pPr>
         <w:pStyle w:val="Bibliography"/>
@@ -19142,7 +18826,7 @@
       <w:r>
         <w:t xml:space="preserve"> </w:t>
       </w:r>
-      <w:hyperlink r:id="rId93">
+      <w:hyperlink r:id="rId89">
         <w:r>
           <w:rPr>
             <w:rStyle w:val="Hyperlink"/>
@@ -19154,8 +18838,8 @@
         <w:t xml:space="preserve">.</w:t>
       </w:r>
     </w:p>
-    <w:bookmarkEnd w:id="94"/>
-    <w:bookmarkStart w:id="96" w:name="ref-davis2009analyzing"/>
+    <w:bookmarkEnd w:id="90"/>
+    <w:bookmarkStart w:id="92" w:name="ref-davis2009analyzing"/>
     <w:p>
       <w:pPr>
         <w:pStyle w:val="Bibliography"/>
@@ -19188,7 +18872,7 @@
       <w:r>
         <w:t xml:space="preserve"> </w:t>
       </w:r>
-      <w:hyperlink r:id="rId95">
+      <w:hyperlink r:id="rId91">
         <w:r>
           <w:rPr>
             <w:rStyle w:val="Hyperlink"/>
@@ -19200,8 +18884,8 @@
         <w:t xml:space="preserve">.</w:t>
       </w:r>
     </w:p>
-    <w:bookmarkEnd w:id="96"/>
-    <w:bookmarkStart w:id="98" w:name="ref-delia2020psychological"/>
+    <w:bookmarkEnd w:id="92"/>
+    <w:bookmarkStart w:id="94" w:name="ref-delia2020psychological"/>
     <w:p>
       <w:pPr>
         <w:pStyle w:val="Bibliography"/>
@@ -19234,7 +18918,7 @@
       <w:r>
         <w:t xml:space="preserve"> </w:t>
       </w:r>
-      <w:hyperlink r:id="rId97">
+      <w:hyperlink r:id="rId93">
         <w:r>
           <w:rPr>
             <w:rStyle w:val="Hyperlink"/>
@@ -19246,8 +18930,8 @@
         <w:t xml:space="preserve">.</w:t>
       </w:r>
     </w:p>
-    <w:bookmarkEnd w:id="98"/>
-    <w:bookmarkStart w:id="100" w:name="ref-deschriver2002determinants"/>
+    <w:bookmarkEnd w:id="94"/>
+    <w:bookmarkStart w:id="96" w:name="ref-deschriver2002determinants"/>
     <w:p>
       <w:pPr>
         <w:pStyle w:val="Bibliography"/>
@@ -19280,7 +18964,7 @@
       <w:r>
         <w:t xml:space="preserve"> </w:t>
       </w:r>
-      <w:hyperlink r:id="rId99">
+      <w:hyperlink r:id="rId95">
         <w:r>
           <w:rPr>
             <w:rStyle w:val="Hyperlink"/>
@@ -19292,8 +18976,8 @@
         <w:t xml:space="preserve">.</w:t>
       </w:r>
     </w:p>
-    <w:bookmarkEnd w:id="100"/>
-    <w:bookmarkStart w:id="101" w:name="ref-Elo1978"/>
+    <w:bookmarkEnd w:id="96"/>
+    <w:bookmarkStart w:id="97" w:name="ref-Elo1978"/>
     <w:p>
       <w:pPr>
         <w:pStyle w:val="Bibliography"/>
@@ -19315,8 +18999,8 @@
         <w:t xml:space="preserve">. New York: Arco Publishing.</w:t>
       </w:r>
     </w:p>
-    <w:bookmarkEnd w:id="101"/>
-    <w:bookmarkStart w:id="103" w:name="ref-garcia2020betting"/>
+    <w:bookmarkEnd w:id="97"/>
+    <w:bookmarkStart w:id="99" w:name="ref-garcia2020betting"/>
     <w:p>
       <w:pPr>
         <w:pStyle w:val="Bibliography"/>
@@ -19349,7 +19033,7 @@
       <w:r>
         <w:t xml:space="preserve"> </w:t>
       </w:r>
-      <w:hyperlink r:id="rId102">
+      <w:hyperlink r:id="rId98">
         <w:r>
           <w:rPr>
             <w:rStyle w:val="Hyperlink"/>
@@ -19361,8 +19045,8 @@
         <w:t xml:space="preserve">.</w:t>
       </w:r>
     </w:p>
-    <w:bookmarkEnd w:id="103"/>
-    <w:bookmarkStart w:id="105" w:name="ref-hutchinson_gilani_2021_wehoop"/>
+    <w:bookmarkEnd w:id="99"/>
+    <w:bookmarkStart w:id="101" w:name="ref-hutchinson_gilani_2021_wehoop"/>
     <w:p>
       <w:pPr>
         <w:pStyle w:val="Bibliography"/>
@@ -19398,7 +19082,7 @@
       <w:r>
         <w:t xml:space="preserve"> </w:t>
       </w:r>
-      <w:hyperlink r:id="rId104">
+      <w:hyperlink r:id="rId100">
         <w:r>
           <w:rPr>
             <w:rStyle w:val="Hyperlink"/>
@@ -19410,8 +19094,8 @@
         <w:t xml:space="preserve">.</w:t>
       </w:r>
     </w:p>
-    <w:bookmarkEnd w:id="105"/>
-    <w:bookmarkStart w:id="107" w:name="ref-guest2018fan"/>
+    <w:bookmarkEnd w:id="101"/>
+    <w:bookmarkStart w:id="103" w:name="ref-guest2018fan"/>
     <w:p>
       <w:pPr>
         <w:pStyle w:val="Bibliography"/>
@@ -19444,7 +19128,7 @@
       <w:r>
         <w:t xml:space="preserve"> </w:t>
       </w:r>
-      <w:hyperlink r:id="rId106">
+      <w:hyperlink r:id="rId102">
         <w:r>
           <w:rPr>
             <w:rStyle w:val="Hyperlink"/>
@@ -19456,8 +19140,8 @@
         <w:t xml:space="preserve">.</w:t>
       </w:r>
     </w:p>
-    <w:bookmarkEnd w:id="107"/>
-    <w:bookmarkStart w:id="109" w:name="ref-hall2002testing"/>
+    <w:bookmarkEnd w:id="103"/>
+    <w:bookmarkStart w:id="105" w:name="ref-hall2002testing"/>
     <w:p>
       <w:pPr>
         <w:pStyle w:val="Bibliography"/>
@@ -19490,7 +19174,7 @@
       <w:r>
         <w:t xml:space="preserve"> </w:t>
       </w:r>
-      <w:hyperlink r:id="rId108">
+      <w:hyperlink r:id="rId104">
         <w:r>
           <w:rPr>
             <w:rStyle w:val="Hyperlink"/>
@@ -19502,54 +19186,8 @@
         <w:t xml:space="preserve">.</w:t>
       </w:r>
     </w:p>
-    <w:bookmarkEnd w:id="109"/>
-    <w:bookmarkStart w:id="111" w:name="ref-HolmesSimmonsBerri2018"/>
-    <w:p>
-      <w:pPr>
-        <w:pStyle w:val="Bibliography"/>
-      </w:pPr>
-      <w:r>
-        <w:t xml:space="preserve">Holmes, Paul M., Rob Simmons, and David J. Berri. 2018.</w:t>
-      </w:r>
-      <w:r>
-        <w:t xml:space="preserve"> </w:t>
-      </w:r>
-      <w:r>
-        <w:t xml:space="preserve">“Moneyball and the Baseball Players’ Labor Market.”</w:t>
-      </w:r>
-      <w:r>
-        <w:t xml:space="preserve"> </w:t>
-      </w:r>
-      <w:r>
-        <w:rPr>
-          <w:i/>
-          <w:iCs/>
-        </w:rPr>
-        <w:t xml:space="preserve">International Journal of Sport Finance</w:t>
-      </w:r>
-      <w:r>
-        <w:t xml:space="preserve"> </w:t>
-      </w:r>
-      <w:r>
-        <w:t xml:space="preserve">13 (2): 141–55.</w:t>
-      </w:r>
-      <w:r>
-        <w:t xml:space="preserve"> </w:t>
-      </w:r>
-      <w:hyperlink r:id="rId110">
-        <w:r>
-          <w:rPr>
-            <w:rStyle w:val="Hyperlink"/>
-          </w:rPr>
-          <w:t xml:space="preserve">https://doi.org/10.1177/155862351801300203</w:t>
-        </w:r>
-      </w:hyperlink>
-      <w:r>
-        <w:t xml:space="preserve">.</w:t>
-      </w:r>
-    </w:p>
-    <w:bookmarkEnd w:id="111"/>
-    <w:bookmarkStart w:id="113" w:name="ref-horowitz2007if"/>
+    <w:bookmarkEnd w:id="105"/>
+    <w:bookmarkStart w:id="107" w:name="ref-horowitz2007if"/>
     <w:p>
       <w:pPr>
         <w:pStyle w:val="Bibliography"/>
@@ -19582,7 +19220,7 @@
       <w:r>
         <w:t xml:space="preserve"> </w:t>
       </w:r>
-      <w:hyperlink r:id="rId112">
+      <w:hyperlink r:id="rId106">
         <w:r>
           <w:rPr>
             <w:rStyle w:val="Hyperlink"/>
@@ -19594,8 +19232,8 @@
         <w:t xml:space="preserve">.</w:t>
       </w:r>
     </w:p>
-    <w:bookmarkEnd w:id="113"/>
-    <w:bookmarkStart w:id="115" w:name="ref-kim2023winning"/>
+    <w:bookmarkEnd w:id="107"/>
+    <w:bookmarkStart w:id="109" w:name="ref-kim2023winning"/>
     <w:p>
       <w:pPr>
         <w:pStyle w:val="Bibliography"/>
@@ -19628,7 +19266,7 @@
       <w:r>
         <w:t xml:space="preserve"> </w:t>
       </w:r>
-      <w:hyperlink r:id="rId114">
+      <w:hyperlink r:id="rId108">
         <w:r>
           <w:rPr>
             <w:rStyle w:val="Hyperlink"/>
@@ -19640,54 +19278,8 @@
         <w:t xml:space="preserve">.</w:t>
       </w:r>
     </w:p>
-    <w:bookmarkEnd w:id="115"/>
-    <w:bookmarkStart w:id="117" w:name="ref-Krautmann1999"/>
-    <w:p>
-      <w:pPr>
-        <w:pStyle w:val="Bibliography"/>
-      </w:pPr>
-      <w:r>
-        <w:t xml:space="preserve">Krautmann, Anthony C. 1999.</w:t>
-      </w:r>
-      <w:r>
-        <w:t xml:space="preserve"> </w:t>
-      </w:r>
-      <w:r>
-        <w:t xml:space="preserve">“What’s Wrong with Scully-Estimates of a Player’s Marginal Revenue Product.”</w:t>
-      </w:r>
-      <w:r>
-        <w:t xml:space="preserve"> </w:t>
-      </w:r>
-      <w:r>
-        <w:rPr>
-          <w:i/>
-          <w:iCs/>
-        </w:rPr>
-        <w:t xml:space="preserve">Economic Inquiry</w:t>
-      </w:r>
-      <w:r>
-        <w:t xml:space="preserve"> </w:t>
-      </w:r>
-      <w:r>
-        <w:t xml:space="preserve">37 (2): 369–81.</w:t>
-      </w:r>
-      <w:r>
-        <w:t xml:space="preserve"> </w:t>
-      </w:r>
-      <w:hyperlink r:id="rId116">
-        <w:r>
-          <w:rPr>
-            <w:rStyle w:val="Hyperlink"/>
-          </w:rPr>
-          <w:t xml:space="preserve">https://doi.org/10.1111/j.1465-7295.1999.tb01435.x</w:t>
-        </w:r>
-      </w:hyperlink>
-      <w:r>
-        <w:t xml:space="preserve">.</w:t>
-      </w:r>
-    </w:p>
-    <w:bookmarkEnd w:id="117"/>
-    <w:bookmarkStart w:id="119" w:name="ref-lemke2010estimating"/>
+    <w:bookmarkEnd w:id="109"/>
+    <w:bookmarkStart w:id="111" w:name="ref-lemke2010estimating"/>
     <w:p>
       <w:pPr>
         <w:pStyle w:val="Bibliography"/>
@@ -19720,7 +19312,7 @@
       <w:r>
         <w:t xml:space="preserve"> </w:t>
       </w:r>
-      <w:hyperlink r:id="rId118">
+      <w:hyperlink r:id="rId110">
         <w:r>
           <w:rPr>
             <w:rStyle w:val="Hyperlink"/>
@@ -19732,8 +19324,8 @@
         <w:t xml:space="preserve">.</w:t>
       </w:r>
     </w:p>
-    <w:bookmarkEnd w:id="119"/>
-    <w:bookmarkStart w:id="121" w:name="ref-leslie2022football"/>
+    <w:bookmarkEnd w:id="111"/>
+    <w:bookmarkStart w:id="113" w:name="ref-leslie2022football"/>
     <w:p>
       <w:pPr>
         <w:pStyle w:val="Bibliography"/>
@@ -19766,7 +19358,7 @@
       <w:r>
         <w:t xml:space="preserve"> </w:t>
       </w:r>
-      <w:hyperlink r:id="rId120">
+      <w:hyperlink r:id="rId112">
         <w:r>
           <w:rPr>
             <w:rStyle w:val="Hyperlink"/>
@@ -19778,8 +19370,8 @@
         <w:t xml:space="preserve">.</w:t>
       </w:r>
     </w:p>
-    <w:bookmarkEnd w:id="121"/>
-    <w:bookmarkStart w:id="123" w:name="ref-mcdonald1980uses"/>
+    <w:bookmarkEnd w:id="113"/>
+    <w:bookmarkStart w:id="115" w:name="ref-mcdonald1980uses"/>
     <w:p>
       <w:pPr>
         <w:pStyle w:val="Bibliography"/>
@@ -19821,7 +19413,7 @@
       <w:r>
         <w:t xml:space="preserve"> </w:t>
       </w:r>
-      <w:hyperlink r:id="rId122">
+      <w:hyperlink r:id="rId114">
         <w:r>
           <w:rPr>
             <w:rStyle w:val="Hyperlink"/>
@@ -19833,8 +19425,8 @@
         <w:t xml:space="preserve">.</w:t>
       </w:r>
     </w:p>
-    <w:bookmarkEnd w:id="123"/>
-    <w:bookmarkStart w:id="124" w:name="ref-noll1974attendance"/>
+    <w:bookmarkEnd w:id="115"/>
+    <w:bookmarkStart w:id="116" w:name="ref-noll1974attendance"/>
     <w:p>
       <w:pPr>
         <w:pStyle w:val="Bibliography"/>
@@ -19856,8 +19448,8 @@
         <w:t xml:space="preserve">. The Brookings Institution.</w:t>
       </w:r>
     </w:p>
-    <w:bookmarkEnd w:id="124"/>
-    <w:bookmarkStart w:id="126" w:name="ref-papke1996econometric"/>
+    <w:bookmarkEnd w:id="116"/>
+    <w:bookmarkStart w:id="118" w:name="ref-papke1996econometric"/>
     <w:p>
       <w:pPr>
         <w:pStyle w:val="Bibliography"/>
@@ -19890,7 +19482,7 @@
       <w:r>
         <w:t xml:space="preserve"> </w:t>
       </w:r>
-      <w:hyperlink r:id="rId125">
+      <w:hyperlink r:id="rId117">
         <w:r>
           <w:rPr>
             <w:rStyle w:val="Hyperlink"/>
@@ -19902,8 +19494,8 @@
         <w:t xml:space="preserve">.</w:t>
       </w:r>
     </w:p>
-    <w:bookmarkEnd w:id="126"/>
-    <w:bookmarkStart w:id="128" w:name="ref-paul2019attendance"/>
+    <w:bookmarkEnd w:id="118"/>
+    <w:bookmarkStart w:id="120" w:name="ref-paul2019attendance"/>
     <w:p>
       <w:pPr>
         <w:pStyle w:val="Bibliography"/>
@@ -19936,7 +19528,7 @@
       <w:r>
         <w:t xml:space="preserve"> </w:t>
       </w:r>
-      <w:hyperlink r:id="rId127">
+      <w:hyperlink r:id="rId119">
         <w:r>
           <w:rPr>
             <w:rStyle w:val="Hyperlink"/>
@@ -19948,8 +19540,8 @@
         <w:t xml:space="preserve">.</w:t>
       </w:r>
     </w:p>
-    <w:bookmarkEnd w:id="128"/>
-    <w:bookmarkStart w:id="129" w:name="ref-PerlineNobleStoldt2018"/>
+    <w:bookmarkEnd w:id="120"/>
+    <w:bookmarkStart w:id="121" w:name="ref-PerlineNobleStoldt2018"/>
     <w:p>
       <w:pPr>
         <w:pStyle w:val="Bibliography"/>
@@ -19992,40 +19584,8 @@
         <w:t xml:space="preserve">21.</w:t>
       </w:r>
     </w:p>
-    <w:bookmarkEnd w:id="129"/>
-    <w:bookmarkStart w:id="130" w:name="ref-Scully1974"/>
-    <w:p>
-      <w:pPr>
-        <w:pStyle w:val="Bibliography"/>
-      </w:pPr>
-      <w:r>
-        <w:t xml:space="preserve">Scully, Gerald W. 1974.</w:t>
-      </w:r>
-      <w:r>
-        <w:t xml:space="preserve"> </w:t>
-      </w:r>
-      <w:r>
-        <w:t xml:space="preserve">“Pay and Performance in Major League Baseball.”</w:t>
-      </w:r>
-      <w:r>
-        <w:t xml:space="preserve"> </w:t>
-      </w:r>
-      <w:r>
-        <w:rPr>
-          <w:i/>
-          <w:iCs/>
-        </w:rPr>
-        <w:t xml:space="preserve">American Economic Review</w:t>
-      </w:r>
-      <w:r>
-        <w:t xml:space="preserve"> </w:t>
-      </w:r>
-      <w:r>
-        <w:t xml:space="preserve">64 (6): 915–30.</w:t>
-      </w:r>
-    </w:p>
-    <w:bookmarkEnd w:id="130"/>
-    <w:bookmarkStart w:id="131" w:name="ref-vrooman2012theory"/>
+    <w:bookmarkEnd w:id="121"/>
+    <w:bookmarkStart w:id="122" w:name="ref-vrooman2012theory"/>
     <w:p>
       <w:pPr>
         <w:pStyle w:val="Bibliography"/>
@@ -20047,8 +19607,8 @@
         <w:t xml:space="preserve">. New York, NY: Oxford University Press.</w:t>
       </w:r>
     </w:p>
-    <w:bookmarkEnd w:id="131"/>
-    <w:bookmarkStart w:id="133" w:name="ref-wasserstein2016asa"/>
+    <w:bookmarkEnd w:id="122"/>
+    <w:bookmarkStart w:id="124" w:name="ref-wasserstein2016asa"/>
     <w:p>
       <w:pPr>
         <w:pStyle w:val="Bibliography"/>
@@ -20084,7 +19644,7 @@
       <w:r>
         <w:t xml:space="preserve"> </w:t>
       </w:r>
-      <w:hyperlink r:id="rId132">
+      <w:hyperlink r:id="rId123">
         <w:r>
           <w:rPr>
             <w:rStyle w:val="Hyperlink"/>
@@ -20096,8 +19656,8 @@
         <w:t xml:space="preserve">.</w:t>
       </w:r>
     </w:p>
-    <w:bookmarkEnd w:id="133"/>
-    <w:bookmarkStart w:id="135" w:name="ref-wasserstein2019moving"/>
+    <w:bookmarkEnd w:id="124"/>
+    <w:bookmarkStart w:id="126" w:name="ref-wasserstein2019moving"/>
     <w:p>
       <w:pPr>
         <w:pStyle w:val="Bibliography"/>
@@ -20142,7 +19702,7 @@
       <w:r>
         <w:t xml:space="preserve"> </w:t>
       </w:r>
-      <w:hyperlink r:id="rId134">
+      <w:hyperlink r:id="rId125">
         <w:r>
           <w:rPr>
             <w:rStyle w:val="Hyperlink"/>
@@ -20154,8 +19714,8 @@
         <w:t xml:space="preserve">.</w:t>
       </w:r>
     </w:p>
-    <w:bookmarkEnd w:id="135"/>
-    <w:bookmarkStart w:id="137" w:name="ref-wiseman2003team"/>
+    <w:bookmarkEnd w:id="126"/>
+    <w:bookmarkStart w:id="128" w:name="ref-wiseman2003team"/>
     <w:p>
       <w:pPr>
         <w:pStyle w:val="Bibliography"/>
@@ -20188,7 +19748,7 @@
       <w:r>
         <w:t xml:space="preserve"> </w:t>
       </w:r>
-      <w:hyperlink r:id="rId136">
+      <w:hyperlink r:id="rId127">
         <w:r>
           <w:rPr>
             <w:rStyle w:val="Hyperlink"/>
@@ -20200,8 +19760,8 @@
         <w:t xml:space="preserve">.</w:t>
       </w:r>
     </w:p>
-    <w:bookmarkEnd w:id="137"/>
-    <w:bookmarkStart w:id="139" w:name="ref-wnba2024recordseason"/>
+    <w:bookmarkEnd w:id="128"/>
+    <w:bookmarkStart w:id="130" w:name="ref-wnba2024recordseason"/>
     <w:p>
       <w:pPr>
         <w:pStyle w:val="Bibliography"/>
@@ -20218,7 +19778,7 @@
       <w:r>
         <w:t xml:space="preserve"> </w:t>
       </w:r>
-      <w:hyperlink r:id="rId138">
+      <w:hyperlink r:id="rId129">
         <w:r>
           <w:rPr>
             <w:rStyle w:val="Hyperlink"/>
@@ -20230,8 +19790,8 @@
         <w:t xml:space="preserve">.</w:t>
       </w:r>
     </w:p>
-    <w:bookmarkEnd w:id="139"/>
-    <w:bookmarkStart w:id="140" w:name="ref-woltring2018attendance"/>
+    <w:bookmarkEnd w:id="130"/>
+    <w:bookmarkStart w:id="131" w:name="ref-woltring2018attendance"/>
     <w:p>
       <w:pPr>
         <w:pStyle w:val="Bibliography"/>
@@ -20262,45 +19822,10 @@
         <w:t xml:space="preserve">.</w:t>
       </w:r>
     </w:p>
-    <w:bookmarkEnd w:id="140"/>
-    <w:bookmarkStart w:id="141" w:name="ref-Zimbalist1992"/>
-    <w:p>
-      <w:pPr>
-        <w:pStyle w:val="Bibliography"/>
-      </w:pPr>
-      <w:r>
-        <w:t xml:space="preserve">Zimbalist, Andrew S. 1992.</w:t>
-      </w:r>
-      <w:r>
-        <w:t xml:space="preserve"> </w:t>
-      </w:r>
-      <w:r>
-        <w:t xml:space="preserve">“Salaries and Performance in Major League Baseball.”</w:t>
-      </w:r>
-      <w:r>
-        <w:t xml:space="preserve"> </w:t>
-      </w:r>
-      <w:r>
-        <w:t xml:space="preserve">In</w:t>
-      </w:r>
-      <w:r>
-        <w:t xml:space="preserve"> </w:t>
-      </w:r>
-      <w:r>
-        <w:rPr>
-          <w:i/>
-          <w:iCs/>
-        </w:rPr>
-        <w:t xml:space="preserve">Diamonds Are Forever: The Business of Baseball</w:t>
-      </w:r>
-      <w:r>
-        <w:t xml:space="preserve">. Brookings Institution.</w:t>
-      </w:r>
-    </w:p>
-    <w:bookmarkEnd w:id="141"/>
-    <w:bookmarkEnd w:id="142"/>
-    <w:bookmarkEnd w:id="143"/>
-    <w:bookmarkStart w:id="194" w:name="appendix"/>
+    <w:bookmarkEnd w:id="131"/>
+    <w:bookmarkEnd w:id="132"/>
+    <w:bookmarkEnd w:id="133"/>
+    <w:bookmarkStart w:id="184" w:name="appendix"/>
     <w:p>
       <w:pPr>
         <w:pStyle w:val="Heading2"/>
@@ -20309,7 +19834,7 @@
         <w:t xml:space="preserve">6 Appendix</w:t>
       </w:r>
     </w:p>
-    <w:bookmarkStart w:id="193" w:name="sec-resid-attend"/>
+    <w:bookmarkStart w:id="183" w:name="sec-resid-attend"/>
     <w:p>
       <w:pPr>
         <w:pStyle w:val="Heading3"/>
@@ -20318,7 +19843,7 @@
         <w:t xml:space="preserve">6.1 Residual analysis of attendance models</w:t>
       </w:r>
     </w:p>
-    <w:bookmarkStart w:id="192" w:name="cell-fig-resids"/>
+    <w:bookmarkStart w:id="182" w:name="cell-fig-resids"/>
     <w:tbl>
       <w:tblPr>
         <w:tblStyle w:val="Table"/>
@@ -20412,7 +19937,7 @@
             <w:tr>
               <w:tc>
                 <w:tcPr/>
-                <w:bookmarkStart w:id="147" w:name="fig-resids-1"/>
+                <w:bookmarkStart w:id="137" w:name="fig-resids-1"/>
                 <w:p>
                   <w:pPr>
                     <w:pStyle w:val="Compact"/>
@@ -20424,18 +19949,18 @@
                       <wp:inline>
                         <wp:extent cx="4620126" cy="3696101"/>
                         <wp:effectExtent b="0" l="0" r="0" t="0"/>
-                        <wp:docPr descr="" title="" id="145" name="Picture"/>
+                        <wp:docPr descr="" title="" id="135" name="Picture"/>
                         <a:graphic>
                           <a:graphicData uri="http://schemas.openxmlformats.org/drawingml/2006/picture">
                             <pic:pic>
                               <pic:nvPicPr>
-                                <pic:cNvPr descr="index_files/figure-docx/fig-resids-1.png" id="146" name="Picture"/>
+                                <pic:cNvPr descr="index_files/figure-docx/fig-resids-1.png" id="136" name="Picture"/>
                                 <pic:cNvPicPr>
                                   <a:picLocks noChangeArrowheads="1" noChangeAspect="1"/>
                                 </pic:cNvPicPr>
                               </pic:nvPicPr>
                               <pic:blipFill>
-                                <a:blip r:embed="rId144"/>
+                                <a:blip r:embed="rId134"/>
                                 <a:stretch>
                                   <a:fillRect/>
                                 </a:stretch>
@@ -20476,7 +20001,7 @@
                     <w:t xml:space="preserve">Figure 9: Residual plots for models.</w:t>
                   </w:r>
                 </w:p>
-                <w:bookmarkEnd w:id="147"/>
+                <w:bookmarkEnd w:id="137"/>
               </w:tc>
             </w:tr>
           </w:tbl>
@@ -20516,7 +20041,7 @@
             <w:tr>
               <w:tc>
                 <w:tcPr/>
-                <w:bookmarkStart w:id="151" w:name="fig-resids-2"/>
+                <w:bookmarkStart w:id="141" w:name="fig-resids-2"/>
                 <w:p>
                   <w:pPr>
                     <w:pStyle w:val="Compact"/>
@@ -20528,18 +20053,18 @@
                       <wp:inline>
                         <wp:extent cx="4620126" cy="3696101"/>
                         <wp:effectExtent b="0" l="0" r="0" t="0"/>
-                        <wp:docPr descr="" title="" id="149" name="Picture"/>
+                        <wp:docPr descr="" title="" id="139" name="Picture"/>
                         <a:graphic>
                           <a:graphicData uri="http://schemas.openxmlformats.org/drawingml/2006/picture">
                             <pic:pic>
                               <pic:nvPicPr>
-                                <pic:cNvPr descr="index_files/figure-docx/fig-resids-2.png" id="150" name="Picture"/>
+                                <pic:cNvPr descr="index_files/figure-docx/fig-resids-2.png" id="140" name="Picture"/>
                                 <pic:cNvPicPr>
                                   <a:picLocks noChangeArrowheads="1" noChangeAspect="1"/>
                                 </pic:cNvPicPr>
                               </pic:nvPicPr>
                               <pic:blipFill>
-                                <a:blip r:embed="rId148"/>
+                                <a:blip r:embed="rId138"/>
                                 <a:stretch>
                                   <a:fillRect/>
                                 </a:stretch>
@@ -20580,7 +20105,7 @@
                     <w:t xml:space="preserve">Figure 10: Residual plots for models.</w:t>
                   </w:r>
                 </w:p>
-                <w:bookmarkEnd w:id="151"/>
+                <w:bookmarkEnd w:id="141"/>
               </w:tc>
             </w:tr>
           </w:tbl>
@@ -20601,7 +20126,7 @@
             <w:tr>
               <w:tc>
                 <w:tcPr/>
-                <w:bookmarkStart w:id="155" w:name="fig-resids-3"/>
+                <w:bookmarkStart w:id="145" w:name="fig-resids-3"/>
                 <w:p>
                   <w:pPr>
                     <w:pStyle w:val="Compact"/>
@@ -20613,18 +20138,18 @@
                       <wp:inline>
                         <wp:extent cx="4620126" cy="3696101"/>
                         <wp:effectExtent b="0" l="0" r="0" t="0"/>
-                        <wp:docPr descr="" title="" id="153" name="Picture"/>
+                        <wp:docPr descr="" title="" id="143" name="Picture"/>
                         <a:graphic>
                           <a:graphicData uri="http://schemas.openxmlformats.org/drawingml/2006/picture">
                             <pic:pic>
                               <pic:nvPicPr>
-                                <pic:cNvPr descr="index_files/figure-docx/fig-resids-3.png" id="154" name="Picture"/>
+                                <pic:cNvPr descr="index_files/figure-docx/fig-resids-3.png" id="144" name="Picture"/>
                                 <pic:cNvPicPr>
                                   <a:picLocks noChangeArrowheads="1" noChangeAspect="1"/>
                                 </pic:cNvPicPr>
                               </pic:nvPicPr>
                               <pic:blipFill>
-                                <a:blip r:embed="rId152"/>
+                                <a:blip r:embed="rId142"/>
                                 <a:stretch>
                                   <a:fillRect/>
                                 </a:stretch>
@@ -20665,7 +20190,7 @@
                     <w:t xml:space="preserve">Figure 11: Residual plots for models.</w:t>
                   </w:r>
                 </w:p>
-                <w:bookmarkEnd w:id="155"/>
+                <w:bookmarkEnd w:id="145"/>
               </w:tc>
             </w:tr>
           </w:tbl>
@@ -20705,7 +20230,7 @@
             <w:tr>
               <w:tc>
                 <w:tcPr/>
-                <w:bookmarkStart w:id="159" w:name="fig-resids-4"/>
+                <w:bookmarkStart w:id="149" w:name="fig-resids-4"/>
                 <w:p>
                   <w:pPr>
                     <w:pStyle w:val="Compact"/>
@@ -20717,18 +20242,18 @@
                       <wp:inline>
                         <wp:extent cx="4620126" cy="3696101"/>
                         <wp:effectExtent b="0" l="0" r="0" t="0"/>
-                        <wp:docPr descr="" title="" id="157" name="Picture"/>
+                        <wp:docPr descr="" title="" id="147" name="Picture"/>
                         <a:graphic>
                           <a:graphicData uri="http://schemas.openxmlformats.org/drawingml/2006/picture">
                             <pic:pic>
                               <pic:nvPicPr>
-                                <pic:cNvPr descr="index_files/figure-docx/fig-resids-4.png" id="158" name="Picture"/>
+                                <pic:cNvPr descr="index_files/figure-docx/fig-resids-4.png" id="148" name="Picture"/>
                                 <pic:cNvPicPr>
                                   <a:picLocks noChangeArrowheads="1" noChangeAspect="1"/>
                                 </pic:cNvPicPr>
                               </pic:nvPicPr>
                               <pic:blipFill>
-                                <a:blip r:embed="rId156"/>
+                                <a:blip r:embed="rId146"/>
                                 <a:stretch>
                                   <a:fillRect/>
                                 </a:stretch>
@@ -20769,7 +20294,7 @@
                     <w:t xml:space="preserve">Figure 12: Residual plots for models.</w:t>
                   </w:r>
                 </w:p>
-                <w:bookmarkEnd w:id="159"/>
+                <w:bookmarkEnd w:id="149"/>
               </w:tc>
             </w:tr>
           </w:tbl>
@@ -20790,7 +20315,7 @@
             <w:tr>
               <w:tc>
                 <w:tcPr/>
-                <w:bookmarkStart w:id="163" w:name="fig-resids-5"/>
+                <w:bookmarkStart w:id="153" w:name="fig-resids-5"/>
                 <w:p>
                   <w:pPr>
                     <w:pStyle w:val="Compact"/>
@@ -20802,18 +20327,18 @@
                       <wp:inline>
                         <wp:extent cx="4620126" cy="3696101"/>
                         <wp:effectExtent b="0" l="0" r="0" t="0"/>
-                        <wp:docPr descr="" title="" id="161" name="Picture"/>
+                        <wp:docPr descr="" title="" id="151" name="Picture"/>
                         <a:graphic>
                           <a:graphicData uri="http://schemas.openxmlformats.org/drawingml/2006/picture">
                             <pic:pic>
                               <pic:nvPicPr>
-                                <pic:cNvPr descr="index_files/figure-docx/fig-resids-5.png" id="162" name="Picture"/>
+                                <pic:cNvPr descr="index_files/figure-docx/fig-resids-5.png" id="152" name="Picture"/>
                                 <pic:cNvPicPr>
                                   <a:picLocks noChangeArrowheads="1" noChangeAspect="1"/>
                                 </pic:cNvPicPr>
                               </pic:nvPicPr>
                               <pic:blipFill>
-                                <a:blip r:embed="rId160"/>
+                                <a:blip r:embed="rId150"/>
                                 <a:stretch>
                                   <a:fillRect/>
                                 </a:stretch>
@@ -20854,7 +20379,7 @@
                     <w:t xml:space="preserve">Figure 13: Residual plots for models.</w:t>
                   </w:r>
                 </w:p>
-                <w:bookmarkEnd w:id="163"/>
+                <w:bookmarkEnd w:id="153"/>
               </w:tc>
             </w:tr>
           </w:tbl>
@@ -20894,7 +20419,7 @@
             <w:tr>
               <w:tc>
                 <w:tcPr/>
-                <w:bookmarkStart w:id="167" w:name="fig-resids-6"/>
+                <w:bookmarkStart w:id="157" w:name="fig-resids-6"/>
                 <w:p>
                   <w:pPr>
                     <w:pStyle w:val="Compact"/>
@@ -20906,18 +20431,18 @@
                       <wp:inline>
                         <wp:extent cx="4620126" cy="3696101"/>
                         <wp:effectExtent b="0" l="0" r="0" t="0"/>
-                        <wp:docPr descr="" title="" id="165" name="Picture"/>
+                        <wp:docPr descr="" title="" id="155" name="Picture"/>
                         <a:graphic>
                           <a:graphicData uri="http://schemas.openxmlformats.org/drawingml/2006/picture">
                             <pic:pic>
                               <pic:nvPicPr>
-                                <pic:cNvPr descr="index_files/figure-docx/fig-resids-6.png" id="166" name="Picture"/>
+                                <pic:cNvPr descr="index_files/figure-docx/fig-resids-6.png" id="156" name="Picture"/>
                                 <pic:cNvPicPr>
                                   <a:picLocks noChangeArrowheads="1" noChangeAspect="1"/>
                                 </pic:cNvPicPr>
                               </pic:nvPicPr>
                               <pic:blipFill>
-                                <a:blip r:embed="rId164"/>
+                                <a:blip r:embed="rId154"/>
                                 <a:stretch>
                                   <a:fillRect/>
                                 </a:stretch>
@@ -20958,7 +20483,7 @@
                     <w:t xml:space="preserve">Figure 14: Residual plots for models.</w:t>
                   </w:r>
                 </w:p>
-                <w:bookmarkEnd w:id="167"/>
+                <w:bookmarkEnd w:id="157"/>
               </w:tc>
             </w:tr>
           </w:tbl>
@@ -20979,7 +20504,7 @@
             <w:tr>
               <w:tc>
                 <w:tcPr/>
-                <w:bookmarkStart w:id="171" w:name="fig-resids-7"/>
+                <w:bookmarkStart w:id="161" w:name="fig-resids-7"/>
                 <w:p>
                   <w:pPr>
                     <w:pStyle w:val="Compact"/>
@@ -20991,18 +20516,18 @@
                       <wp:inline>
                         <wp:extent cx="4620126" cy="3696101"/>
                         <wp:effectExtent b="0" l="0" r="0" t="0"/>
-                        <wp:docPr descr="" title="" id="169" name="Picture"/>
+                        <wp:docPr descr="" title="" id="159" name="Picture"/>
                         <a:graphic>
                           <a:graphicData uri="http://schemas.openxmlformats.org/drawingml/2006/picture">
                             <pic:pic>
                               <pic:nvPicPr>
-                                <pic:cNvPr descr="index_files/figure-docx/fig-resids-7.png" id="170" name="Picture"/>
+                                <pic:cNvPr descr="index_files/figure-docx/fig-resids-7.png" id="160" name="Picture"/>
                                 <pic:cNvPicPr>
                                   <a:picLocks noChangeArrowheads="1" noChangeAspect="1"/>
                                 </pic:cNvPicPr>
                               </pic:nvPicPr>
                               <pic:blipFill>
-                                <a:blip r:embed="rId168"/>
+                                <a:blip r:embed="rId158"/>
                                 <a:stretch>
                                   <a:fillRect/>
                                 </a:stretch>
@@ -21043,7 +20568,7 @@
                     <w:t xml:space="preserve">Figure 15: Residual plots for models.</w:t>
                   </w:r>
                 </w:p>
-                <w:bookmarkEnd w:id="171"/>
+                <w:bookmarkEnd w:id="161"/>
               </w:tc>
             </w:tr>
           </w:tbl>
@@ -21083,7 +20608,7 @@
             <w:tr>
               <w:tc>
                 <w:tcPr/>
-                <w:bookmarkStart w:id="175" w:name="fig-resids-8"/>
+                <w:bookmarkStart w:id="165" w:name="fig-resids-8"/>
                 <w:p>
                   <w:pPr>
                     <w:pStyle w:val="Compact"/>
@@ -21095,18 +20620,18 @@
                       <wp:inline>
                         <wp:extent cx="4620126" cy="3696101"/>
                         <wp:effectExtent b="0" l="0" r="0" t="0"/>
-                        <wp:docPr descr="" title="" id="173" name="Picture"/>
+                        <wp:docPr descr="" title="" id="163" name="Picture"/>
                         <a:graphic>
                           <a:graphicData uri="http://schemas.openxmlformats.org/drawingml/2006/picture">
                             <pic:pic>
                               <pic:nvPicPr>
-                                <pic:cNvPr descr="index_files/figure-docx/fig-resids-8.png" id="174" name="Picture"/>
+                                <pic:cNvPr descr="index_files/figure-docx/fig-resids-8.png" id="164" name="Picture"/>
                                 <pic:cNvPicPr>
                                   <a:picLocks noChangeArrowheads="1" noChangeAspect="1"/>
                                 </pic:cNvPicPr>
                               </pic:nvPicPr>
                               <pic:blipFill>
-                                <a:blip r:embed="rId172"/>
+                                <a:blip r:embed="rId162"/>
                                 <a:stretch>
                                   <a:fillRect/>
                                 </a:stretch>
@@ -21147,7 +20672,7 @@
                     <w:t xml:space="preserve">Figure 16: Residual plots for models.</w:t>
                   </w:r>
                 </w:p>
-                <w:bookmarkEnd w:id="175"/>
+                <w:bookmarkEnd w:id="165"/>
               </w:tc>
             </w:tr>
           </w:tbl>
@@ -21168,7 +20693,7 @@
             <w:tr>
               <w:tc>
                 <w:tcPr/>
-                <w:bookmarkStart w:id="179" w:name="fig-resids-9"/>
+                <w:bookmarkStart w:id="169" w:name="fig-resids-9"/>
                 <w:p>
                   <w:pPr>
                     <w:pStyle w:val="Compact"/>
@@ -21180,18 +20705,18 @@
                       <wp:inline>
                         <wp:extent cx="4620126" cy="3696101"/>
                         <wp:effectExtent b="0" l="0" r="0" t="0"/>
-                        <wp:docPr descr="" title="" id="177" name="Picture"/>
+                        <wp:docPr descr="" title="" id="167" name="Picture"/>
                         <a:graphic>
                           <a:graphicData uri="http://schemas.openxmlformats.org/drawingml/2006/picture">
                             <pic:pic>
                               <pic:nvPicPr>
-                                <pic:cNvPr descr="index_files/figure-docx/fig-resids-9.png" id="178" name="Picture"/>
+                                <pic:cNvPr descr="index_files/figure-docx/fig-resids-9.png" id="168" name="Picture"/>
                                 <pic:cNvPicPr>
                                   <a:picLocks noChangeArrowheads="1" noChangeAspect="1"/>
                                 </pic:cNvPicPr>
                               </pic:nvPicPr>
                               <pic:blipFill>
-                                <a:blip r:embed="rId176"/>
+                                <a:blip r:embed="rId166"/>
                                 <a:stretch>
                                   <a:fillRect/>
                                 </a:stretch>
@@ -21232,7 +20757,7 @@
                     <w:t xml:space="preserve">Figure 17: Residual plots for models.</w:t>
                   </w:r>
                 </w:p>
-                <w:bookmarkEnd w:id="179"/>
+                <w:bookmarkEnd w:id="169"/>
               </w:tc>
             </w:tr>
           </w:tbl>
@@ -21272,7 +20797,7 @@
             <w:tr>
               <w:tc>
                 <w:tcPr/>
-                <w:bookmarkStart w:id="183" w:name="fig-resids-10"/>
+                <w:bookmarkStart w:id="173" w:name="fig-resids-10"/>
                 <w:p>
                   <w:pPr>
                     <w:pStyle w:val="Compact"/>
@@ -21284,18 +20809,18 @@
                       <wp:inline>
                         <wp:extent cx="4620126" cy="3696101"/>
                         <wp:effectExtent b="0" l="0" r="0" t="0"/>
-                        <wp:docPr descr="" title="" id="181" name="Picture"/>
+                        <wp:docPr descr="" title="" id="171" name="Picture"/>
                         <a:graphic>
                           <a:graphicData uri="http://schemas.openxmlformats.org/drawingml/2006/picture">
                             <pic:pic>
                               <pic:nvPicPr>
-                                <pic:cNvPr descr="index_files/figure-docx/fig-resids-10.png" id="182" name="Picture"/>
+                                <pic:cNvPr descr="index_files/figure-docx/fig-resids-10.png" id="172" name="Picture"/>
                                 <pic:cNvPicPr>
                                   <a:picLocks noChangeArrowheads="1" noChangeAspect="1"/>
                                 </pic:cNvPicPr>
                               </pic:nvPicPr>
                               <pic:blipFill>
-                                <a:blip r:embed="rId180"/>
+                                <a:blip r:embed="rId170"/>
                                 <a:stretch>
                                   <a:fillRect/>
                                 </a:stretch>
@@ -21336,7 +20861,7 @@
                     <w:t xml:space="preserve">Figure 18: Residual plots for models.</w:t>
                   </w:r>
                 </w:p>
-                <w:bookmarkEnd w:id="183"/>
+                <w:bookmarkEnd w:id="173"/>
               </w:tc>
             </w:tr>
           </w:tbl>
@@ -21357,7 +20882,7 @@
             <w:tr>
               <w:tc>
                 <w:tcPr/>
-                <w:bookmarkStart w:id="187" w:name="fig-resids-11"/>
+                <w:bookmarkStart w:id="177" w:name="fig-resids-11"/>
                 <w:p>
                   <w:pPr>
                     <w:pStyle w:val="Compact"/>
@@ -21369,18 +20894,18 @@
                       <wp:inline>
                         <wp:extent cx="4620126" cy="3696101"/>
                         <wp:effectExtent b="0" l="0" r="0" t="0"/>
-                        <wp:docPr descr="" title="" id="185" name="Picture"/>
+                        <wp:docPr descr="" title="" id="175" name="Picture"/>
                         <a:graphic>
                           <a:graphicData uri="http://schemas.openxmlformats.org/drawingml/2006/picture">
                             <pic:pic>
                               <pic:nvPicPr>
-                                <pic:cNvPr descr="index_files/figure-docx/fig-resids-11.png" id="186" name="Picture"/>
+                                <pic:cNvPr descr="index_files/figure-docx/fig-resids-11.png" id="176" name="Picture"/>
                                 <pic:cNvPicPr>
                                   <a:picLocks noChangeArrowheads="1" noChangeAspect="1"/>
                                 </pic:cNvPicPr>
                               </pic:nvPicPr>
                               <pic:blipFill>
-                                <a:blip r:embed="rId184"/>
+                                <a:blip r:embed="rId174"/>
                                 <a:stretch>
                                   <a:fillRect/>
                                 </a:stretch>
@@ -21421,7 +20946,7 @@
                     <w:t xml:space="preserve">Figure 19: Residual plots for models.</w:t>
                   </w:r>
                 </w:p>
-                <w:bookmarkEnd w:id="187"/>
+                <w:bookmarkEnd w:id="177"/>
               </w:tc>
             </w:tr>
           </w:tbl>
@@ -21461,7 +20986,7 @@
             <w:tr>
               <w:tc>
                 <w:tcPr/>
-                <w:bookmarkStart w:id="191" w:name="fig-resids-12"/>
+                <w:bookmarkStart w:id="181" w:name="fig-resids-12"/>
                 <w:p>
                   <w:pPr>
                     <w:pStyle w:val="Compact"/>
@@ -21473,18 +20998,18 @@
                       <wp:inline>
                         <wp:extent cx="4620126" cy="3696101"/>
                         <wp:effectExtent b="0" l="0" r="0" t="0"/>
-                        <wp:docPr descr="" title="" id="189" name="Picture"/>
+                        <wp:docPr descr="" title="" id="179" name="Picture"/>
                         <a:graphic>
                           <a:graphicData uri="http://schemas.openxmlformats.org/drawingml/2006/picture">
                             <pic:pic>
                               <pic:nvPicPr>
-                                <pic:cNvPr descr="index_files/figure-docx/fig-resids-12.png" id="190" name="Picture"/>
+                                <pic:cNvPr descr="index_files/figure-docx/fig-resids-12.png" id="180" name="Picture"/>
                                 <pic:cNvPicPr>
                                   <a:picLocks noChangeArrowheads="1" noChangeAspect="1"/>
                                 </pic:cNvPicPr>
                               </pic:nvPicPr>
                               <pic:blipFill>
-                                <a:blip r:embed="rId188"/>
+                                <a:blip r:embed="rId178"/>
                                 <a:stretch>
                                   <a:fillRect/>
                                 </a:stretch>
@@ -21525,7 +21050,7 @@
                     <w:t xml:space="preserve">Figure 20: Residual plots for models.</w:t>
                   </w:r>
                 </w:p>
-                <w:bookmarkEnd w:id="191"/>
+                <w:bookmarkEnd w:id="181"/>
               </w:tc>
             </w:tr>
           </w:tbl>
@@ -21562,9 +21087,9 @@
         </w:tc>
       </w:tr>
     </w:tbl>
-    <w:bookmarkEnd w:id="192"/>
-    <w:bookmarkEnd w:id="193"/>
-    <w:bookmarkEnd w:id="194"/>
+    <w:bookmarkEnd w:id="182"/>
+    <w:bookmarkEnd w:id="183"/>
+    <w:bookmarkEnd w:id="184"/>
     <w:sectPr>
       <w:footnotePr>
         <w:numRestart w:val="eachSect"/>
@@ -21594,7 +21119,7 @@
       </w:r>
     </w:p>
   </w:footnote>
-  <w:footnote w:id="11">
+  <w:footnote w:id="10">
     <w:p>
       <w:pPr>
         <w:pStyle w:val="FootnoteText"/>
@@ -21609,11 +21134,11 @@
         <w:t xml:space="preserve"> </w:t>
       </w:r>
       <w:r>
-        <w:t xml:space="preserve">Note that, as in most sports leagues, there is always the possibility finagling with game attendance figures. The WNBA appears to give attendance counting instructions to teams that define attendance as turnstile count, plus season ticket sales, plus complimentary tickets and promotions. There is considerable for these factors to be manipulated, rendering the possibility of noise in the attendance figures we use.</w:t>
+        <w:t xml:space="preserve">Note that, as in most sports leagues, there is always the possibility of finagling with game attendance figures. The WNBA appears to give attendance counting instructions to teams that define attendance as tickets out, including total ticket sales, plus complimentary tickets and promotions. There is considerable room for these factors to be manipulated, rendering the possibility of noise in the attendance figures we use.</w:t>
       </w:r>
     </w:p>
   </w:footnote>
-  <w:footnote w:id="15">
+  <w:footnote w:id="13">
     <w:p>
       <w:pPr>
         <w:pStyle w:val="FootnoteText"/>
@@ -21648,7 +21173,7 @@
       </w:r>
     </w:p>
   </w:footnote>
-  <w:footnote w:id="44">
+  <w:footnote w:id="42">
     <w:p>
       <w:pPr>
         <w:pStyle w:val="FootnoteText"/>
